--- a/Kim12-3-2-Biyobozunur-Polimerler.docx
+++ b/Kim12-3-2-Biyobozunur-Polimerler.docx
@@ -378,32 +378,7 @@
           <w:rFonts w:ascii="Times New Roman" w:hAnsi="Times New Roman" w:cs="Times New Roman"/>
           <w:lang w:val="tr-TR"/>
         </w:rPr>
-        <w:t xml:space="preserve">Tablo A’da günlük hayatta karşılaştığınız bazı malzemeler ve bu malzemelerin yapısındaki polimerler verilmiştir.</w:t>
-      </w:r>
-    </w:p>
-    <w:p>
-      <w:pPr>
-        <w:jc w:val="center"/>
-        <w:rPr>
-          <w:rFonts w:ascii="Times New Roman" w:hAnsi="Times New Roman" w:cs="Times New Roman"/>
-          <w:lang w:val="tr-TR"/>
-        </w:rPr>
-      </w:pPr>
-      <w:r>
-        <w:rPr>
-          <w:rFonts w:ascii="Times New Roman" w:hAnsi="Times New Roman" w:cs="Times New Roman"/>
-          <w:b/>
-          <w:bCs/>
-          <w:lang w:val="tr-TR"/>
-        </w:rPr>
-        <w:t xml:space="preserve">Tablo A:</w:t>
-      </w:r>
-      <w:r>
-        <w:rPr>
-          <w:rFonts w:ascii="Times New Roman" w:hAnsi="Times New Roman" w:cs="Times New Roman"/>
-          <w:lang w:val="tr-TR"/>
-        </w:rPr>
-        <w:t xml:space="preserve"> Günlük hayatta kullanılan bazı malzemeler ve yapılarındaki polimerler</w:t>
+        <w:t xml:space="preserve">Aşağıdaki tabloda günlük hayatta karşılaştığınız bazı malzemeler ve bu malzemelerin yapısındaki polimerler verilmiştir.</w:t>
       </w:r>
     </w:p>
     <w:tbl>
@@ -1462,32 +1437,7 @@
           <w:rFonts w:ascii="Times New Roman" w:hAnsi="Times New Roman" w:cs="Times New Roman"/>
           <w:lang w:val="tr-TR"/>
         </w:rPr>
-        <w:t xml:space="preserve">Tablo B’de biyoplastik eldesinde kullanılabilecek bazı bileşenler ve bu bileşenlerin olası etkileri verilmiştir.</w:t>
-      </w:r>
-    </w:p>
-    <w:p>
-      <w:pPr>
-        <w:jc w:val="center"/>
-        <w:rPr>
-          <w:rFonts w:ascii="Times New Roman" w:hAnsi="Times New Roman" w:cs="Times New Roman"/>
-          <w:lang w:val="tr-TR"/>
-        </w:rPr>
-      </w:pPr>
-      <w:r>
-        <w:rPr>
-          <w:rFonts w:ascii="Times New Roman" w:hAnsi="Times New Roman" w:cs="Times New Roman"/>
-          <w:b/>
-          <w:bCs/>
-          <w:lang w:val="tr-TR"/>
-        </w:rPr>
-        <w:t xml:space="preserve">Tablo B:</w:t>
-      </w:r>
-      <w:r>
-        <w:rPr>
-          <w:rFonts w:ascii="Times New Roman" w:hAnsi="Times New Roman" w:cs="Times New Roman"/>
-          <w:lang w:val="tr-TR"/>
-        </w:rPr>
-        <w:t xml:space="preserve"> Biyoplastik eldesinde kullanılabilecek bazı bileşenler</w:t>
+        <w:t xml:space="preserve">Aşağıdaki tabloda biyoplastik eldesinde kullanılabilecek bazı bileşenler ve bu bileşenlerin olası etkileri verilmiştir.</w:t>
       </w:r>
     </w:p>
     <w:tbl>
@@ -2049,31 +1999,6 @@
           <w:lang w:val="tr-TR"/>
         </w:rPr>
         <w:t xml:space="preserve">Okulunuzda deney yapma imkânı yoksa ya da seçenekleriniz için ön bilgiye ihtiyaç duyarsanız aşağıdaki hazır veri setini kullanabilirsiniz. Bütün filmler 10 g mısır nişastası, 60 mL su ve 5 mL sirke ile hazırlanmış, aynı kalınlıkta dökülüp aynı koşullarda kurutulmuştur.</w:t>
-      </w:r>
-    </w:p>
-    <w:p>
-      <w:pPr>
-        <w:jc w:val="center"/>
-        <w:rPr>
-          <w:rFonts w:ascii="Times New Roman" w:hAnsi="Times New Roman" w:cs="Times New Roman"/>
-          <w:lang w:val="tr-TR"/>
-        </w:rPr>
-      </w:pPr>
-      <w:r>
-        <w:rPr>
-          <w:rFonts w:ascii="Times New Roman" w:hAnsi="Times New Roman" w:cs="Times New Roman"/>
-          <w:b/>
-          <w:bCs/>
-          <w:lang w:val="tr-TR"/>
-        </w:rPr>
-        <w:t xml:space="preserve">Tablo C:</w:t>
-      </w:r>
-      <w:r>
-        <w:rPr>
-          <w:rFonts w:ascii="Times New Roman" w:hAnsi="Times New Roman" w:cs="Times New Roman"/>
-          <w:lang w:val="tr-TR"/>
-        </w:rPr>
-        <w:t xml:space="preserve"> Farklı bileşimlerle hazırlanan nişasta filmlerinin özellikleri</w:t>
       </w:r>
     </w:p>
     <w:tbl>
@@ -3139,7 +3064,7 @@
           <w:rFonts w:ascii="Times New Roman" w:hAnsi="Times New Roman" w:cs="Times New Roman"/>
           <w:lang w:val="tr-TR"/>
         </w:rPr>
-        <w:t xml:space="preserve">Belirlediğiniz amaca ulaşmak için hangi bilgilere ihtiyacınız var? Tablo B ve Tablo C’deki bilgilerin yanı sıra ders kitaplarından, bilimsel dergilerden ve üniversitelerin ya da resmî kurumların internet sayfalarından bilgi toplayınız. Doğru ve güvenilir bilgiyi ayırt etmek için kaynağın kim tarafından ve ne zaman hazırlandığını kontrol ediniz. Topladığınız bilgileri kaynaklarıyla birlikte not ediniz.</w:t>
+        <w:t xml:space="preserve">Belirlediğiniz amaca ulaşmak için hangi bilgilere ihtiyacınız var? Bileşenler tablosundaki ve hazır veri setindeki bilgilerin yanı sıra ders kitaplarından, bilimsel dergilerden ve üniversitelerin ya da resmî kurumların internet sayfalarından bilgi toplayınız. Doğru ve güvenilir bilgiyi ayırt etmek için kaynağın kim tarafından ve ne zaman hazırlandığını kontrol ediniz. Topladığınız bilgileri kaynaklarıyla birlikte not ediniz.</w:t>
       </w:r>
     </w:p>
     <w:p>
@@ -3211,7 +3136,7 @@
           <w:rFonts w:ascii="Times New Roman" w:hAnsi="Times New Roman" w:cs="Times New Roman"/>
           <w:lang w:val="tr-TR"/>
         </w:rPr>
-        <w:t xml:space="preserve">Tablo C’deki verileri inceleyiniz. Gliserin miktarı arttıkça filmin özellikleri nasıl değişmektedir? Bu verileri polimerinizi elde etme yöntemini belirlemek için nasıl kullanabilirsiniz?</w:t>
+        <w:t xml:space="preserve">Hazır veri setindeki verileri inceleyiniz. Gliserin miktarı arttıkça filmin özellikleri nasıl değişmektedir? Bu verileri polimerinizi elde etme yöntemini belirlemek için nasıl kullanabilirsiniz?</w:t>
       </w:r>
     </w:p>
     <w:p>
@@ -5001,7 +4926,7 @@
           <w:rFonts w:ascii="Times New Roman" w:hAnsi="Times New Roman" w:cs="Times New Roman"/>
           <w:lang w:val="tr-TR"/>
         </w:rPr>
-        <w:t xml:space="preserve">Tablo C’deki verileri yorumlarken gliserin miktarı arttıkça filmin esnekleştiğini, ancak suda daha çok şiştiğini fark ettiniz (Grafik A). Gliserin (propan-1,2,3-triol) üç –OH grubu taşıyan küçük bir moleküldür (Görsel C). Gliserin molekülleri nişasta zincirleri arasına girerek zincirlerle hidrojen bağları oluşturur ve zincirlerin birbirine tutunmasını zayıflatır. Böylece zincirler birbiri üzerinden daha kolay kayar ve film esnekleşir. Polimerlere esneklik kazandırmak için eklenen bu tür maddelere </w:t>
+        <w:t xml:space="preserve">Analiz ve Keşif Atölyesi 3.2.’deki hazır veri setini yorumlarken gliserin miktarı arttıkça filmin esnekleştiğini, ancak suda daha çok şiştiğini fark ettiniz (Grafik A). Gliserin (propan-1,2,3-triol) üç –OH grubu taşıyan küçük bir moleküldür (Görsel C). Gliserin molekülleri nişasta zincirleri arasına girerek zincirlerle hidrojen bağları oluşturur ve zincirlerin birbirine tutunmasını zayıflatır. Böylece zincirler birbiri üzerinden daha kolay kayar ve film esnekleşir. Polimerlere esneklik kazandırmak için eklenen bu tür maddelere </w:t>
       </w:r>
       <w:r>
         <w:rPr>
@@ -5157,7 +5082,7 @@
           <w:rFonts w:ascii="Times New Roman" w:hAnsi="Times New Roman" w:cs="Times New Roman"/>
           <w:lang w:val="tr-TR"/>
         </w:rPr>
-        <w:t xml:space="preserve"> Farklı bileşimlerdeki nişasta filmlerinin suda şişme ve toprakta kütle kaybı yüzdeleri (Tablo C’deki verilerden)</w:t>
+        <w:t xml:space="preserve"> Farklı bileşimlerdeki nişasta filmlerinin suda şişme ve toprakta kütle kaybı yüzdeleri (Analiz ve Keşif Atölyesi 3.2.’deki hazır veri setinden)</w:t>
       </w:r>
     </w:p>
     <w:p>
@@ -5591,7 +5516,7 @@
           <w:rFonts w:ascii="Times New Roman" w:hAnsi="Times New Roman" w:cs="Times New Roman"/>
           <w:lang w:val="tr-TR"/>
         </w:rPr>
-        <w:t xml:space="preserve">Bir fidancı fidelerin içinde satılacağı ve fideyle birlikte toprağa dikilebilecek bir kap istemektedir. Kap, sulama sırasında birkaç gün dağılmamalı, taşınırken kırılmamalı ve toprakta birkaç ay içinde bozunmalıdır. Tablo C’deki verileri kullanarak bu kap için uygun bileşimi karar verme basamaklarıyla belirleyiniz.</w:t>
+        <w:t xml:space="preserve">Bir fidancı fidelerin içinde satılacağı ve fideyle birlikte toprağa dikilebilecek bir kap istemektedir. Kap, sulama sırasında birkaç gün dağılmamalı, taşınırken kırılmamalı ve toprakta birkaç ay içinde bozunmalıdır. Analiz ve Keşif Atölyesi 3.2.’deki hazır veri setini kullanarak bu kap için uygun bileşimi karar verme basamaklarıyla belirleyiniz.</w:t>
       </w:r>
     </w:p>
     <w:p>
@@ -5659,7 +5584,7 @@
           <w:rFonts w:ascii="Times New Roman" w:hAnsi="Times New Roman" w:cs="Times New Roman"/>
           <w:lang w:val="tr-TR"/>
         </w:rPr>
-        <w:t xml:space="preserve"> Tablo C’ye göre gliserin oranı arttıkça esneklik ve suda şişme artar, suda dağılma süresi kısalır. Kâğıt lifi katkısı filmi güçlendirir ve suda dağılma süresini uzatır.</w:t>
+        <w:t xml:space="preserve"> Analiz ve Keşif Atölyesi 3.2.’deki hazır veri setine göre gliserin oranı arttıkça esneklik ve suda şişme artar, suda dağılma süresi kısalır. Kâğıt lifi katkısı filmi güçlendirir ve suda dağılma süresini uzatır.</w:t>
       </w:r>
     </w:p>
     <w:p>
@@ -6504,7 +6429,7 @@
           <w:rFonts w:ascii="Times New Roman" w:hAnsi="Times New Roman" w:cs="Times New Roman"/>
           <w:lang w:val="tr-TR"/>
         </w:rPr>
-        <w:t xml:space="preserve">4. Bir öğrenci meyve sarmak için kullanacağı esnek, saydam ve kırılmayan bir biyoplastik film elde etmek istiyor. Tablo C’deki verileri kullanarak öğrenciye hangi bileşimi önerirsiniz? Önerinizi mantıksal denetleme yaparak gerekçelendiriniz.</w:t>
+        <w:t xml:space="preserve">4. Bir öğrenci meyve sarmak için kullanacağı esnek, saydam ve kırılmayan bir biyoplastik film elde etmek istiyor. Analiz ve Keşif Atölyesi 3.2.’deki hazır veri setini kullanarak öğrenciye hangi bileşimi önerirsiniz? Önerinizi mantıksal denetleme yaparak gerekçelendiriniz.</w:t>
       </w:r>
     </w:p>
     <w:p>
@@ -7045,7 +6970,7 @@
           <w:highlight w:val="yellow"/>
           <w:lang w:val="tr-TR"/>
         </w:rPr>
-        <w:t xml:space="preserve">Tablo C ve Grafik A’daki değerler, nişasta-gliserin filmleri için literatürde bildirilen eğilimlerle uyumlu olacak şekilde tarafımızca hazırlanmış öğretim amaçlı verilerdir.</w:t>
+        <w:t xml:space="preserve">Analiz ve Keşif Atölyesi 3.2.’deki hazır veri setinde ve Grafik A’daki değerler, nişasta-gliserin filmleri için literatürde bildirilen eğilimlerle uyumlu olacak şekilde tarafımızca hazırlanmış öğretim amaçlı verilerdir.</w:t>
       </w:r>
     </w:p>
     <w:sectPr>

--- a/Kim12-3-2-Biyobozunur-Polimerler.docx
+++ b/Kim12-3-2-Biyobozunur-Polimerler.docx
@@ -72,7 +72,7 @@
                 <w:rFonts w:ascii="Times New Roman" w:hAnsi="Times New Roman" w:cs="Times New Roman"/>
                 <w:lang w:val="tr-TR"/>
               </w:rPr>
-              <w:t xml:space="preserve">GÖRSEL ALANI</w:t>
+              <w:t xml:space="preserve">GÖRSEL ALANI (Shutterstock)</w:t>
             </w:r>
           </w:p>
           <w:p>
@@ -104,23 +104,7 @@
                 <w:rFonts w:ascii="Times New Roman" w:hAnsi="Times New Roman" w:cs="Times New Roman"/>
                 <w:lang w:val="tr-TR"/>
               </w:rPr>
-              <w:t xml:space="preserve">Shutterstock arama: “orange peel white pith close up”</w:t>
-            </w:r>
-          </w:p>
-          <w:p>
-            <w:pPr>
-              <w:jc w:val="both"/>
-              <w:rPr>
-                <w:rFonts w:ascii="Times New Roman" w:hAnsi="Times New Roman" w:cs="Times New Roman"/>
-                <w:lang w:val="tr-TR"/>
-              </w:rPr>
-            </w:pPr>
-            <w:r>
-              <w:rPr>
-                <w:rFonts w:ascii="Times New Roman" w:hAnsi="Times New Roman" w:cs="Times New Roman"/>
-                <w:lang w:val="tr-TR"/>
-              </w:rPr>
-              <w:t xml:space="preserve">Shutter ID: ……………</w:t>
+              <w:t xml:space="preserve">Shutter ID: 1953876646 (fotoğraf) — Close-up of freshly peeled orange peel</w:t>
             </w:r>
           </w:p>
         </w:tc>
@@ -193,7 +177,7 @@
                 <w:rFonts w:ascii="Times New Roman" w:hAnsi="Times New Roman" w:cs="Times New Roman"/>
                 <w:lang w:val="tr-TR"/>
               </w:rPr>
-              <w:t xml:space="preserve">GÖRSEL ALANI</w:t>
+              <w:t xml:space="preserve">GÖRSEL ALANI (Shutterstock)</w:t>
             </w:r>
           </w:p>
           <w:p>
@@ -225,23 +209,7 @@
                 <w:rFonts w:ascii="Times New Roman" w:hAnsi="Times New Roman" w:cs="Times New Roman"/>
                 <w:lang w:val="tr-TR"/>
               </w:rPr>
-              <w:t xml:space="preserve">Shutterstock arama: “biodegradable cutlery cups compostable bag”</w:t>
-            </w:r>
-          </w:p>
-          <w:p>
-            <w:pPr>
-              <w:jc w:val="both"/>
-              <w:rPr>
-                <w:rFonts w:ascii="Times New Roman" w:hAnsi="Times New Roman" w:cs="Times New Roman"/>
-                <w:lang w:val="tr-TR"/>
-              </w:rPr>
-            </w:pPr>
-            <w:r>
-              <w:rPr>
-                <w:rFonts w:ascii="Times New Roman" w:hAnsi="Times New Roman" w:cs="Times New Roman"/>
-                <w:lang w:val="tr-TR"/>
-              </w:rPr>
-              <w:t xml:space="preserve">Shutter ID: ……………</w:t>
+              <w:t xml:space="preserve">Shutter ID: 2524511939 (fotoğraf) — Eco-friendly biodegradable disposable tableware</w:t>
             </w:r>
           </w:p>
         </w:tc>

--- a/Kim12-3-2-Biyobozunur-Polimerler.docx
+++ b/Kim12-3-2-Biyobozunur-Polimerler.docx
@@ -1080,6 +1080,61 @@
           <w:lang w:val="tr-TR"/>
         </w:rPr>
         <w:t xml:space="preserve">Tablodaki polimerlerin kaynakları arasında nasıl bir ortaklık vardır? Bu malzemeler toprağa gömüldüğünde zamanla neler olur? Sorularınızı ve gözlemlerinizi kullanarak bu polimerler hakkında bir çıkarım yapınız.</w:t>
+      </w:r>
+    </w:p>
+    <w:p>
+      <w:pPr>
+        <w:ind w:left="720"/>
+        <w:jc w:val="both"/>
+        <w:rPr>
+          <w:rFonts w:ascii="Times New Roman" w:hAnsi="Times New Roman" w:cs="Times New Roman"/>
+          <w:lang w:val="tr-TR"/>
+        </w:rPr>
+      </w:pPr>
+      <w:r>
+        <w:rPr>
+          <w:rFonts w:ascii="Times New Roman" w:hAnsi="Times New Roman" w:cs="Times New Roman"/>
+          <w:lang w:val="tr-TR"/>
+        </w:rPr>
+        <w:t xml:space="preserve">……………………………………………………………………………………………</w:t>
+      </w:r>
+    </w:p>
+    <w:p>
+      <w:pPr>
+        <w:ind w:left="720"/>
+        <w:jc w:val="both"/>
+        <w:rPr>
+          <w:rFonts w:ascii="Times New Roman" w:hAnsi="Times New Roman" w:cs="Times New Roman"/>
+          <w:lang w:val="tr-TR"/>
+        </w:rPr>
+      </w:pPr>
+      <w:r>
+        <w:rPr>
+          <w:rFonts w:ascii="Times New Roman" w:hAnsi="Times New Roman" w:cs="Times New Roman"/>
+          <w:lang w:val="tr-TR"/>
+        </w:rPr>
+        <w:t xml:space="preserve">……………………………………………………………………………………………</w:t>
+      </w:r>
+    </w:p>
+    <w:p>
+      <w:pPr>
+        <w:pStyle w:val="ListParagraph"/>
+        <w:numPr>
+          <w:ilvl w:val="0"/>
+          <w:numId w:val="51"/>
+        </w:numPr>
+        <w:jc w:val="both"/>
+        <w:rPr>
+          <w:rFonts w:ascii="Times New Roman" w:hAnsi="Times New Roman" w:cs="Times New Roman"/>
+          <w:lang w:val="tr-TR"/>
+        </w:rPr>
+      </w:pPr>
+      <w:r>
+        <w:rPr>
+          <w:rFonts w:ascii="Times New Roman" w:hAnsi="Times New Roman" w:cs="Times New Roman"/>
+          <w:lang w:val="tr-TR"/>
+        </w:rPr>
+        <w:t xml:space="preserve">Biyopolimerler sargı bezleri, ameliyat iplikleri, eldivenler, mutfak kapları, karton kutuların iç yüzey kaplamaları, şampuan ve meşrubat şişeleri, doku mühendisliği ürünleri ve ilaç taşıyıcı sistemler gibi pek çok üründe kullanılır. Bu ürünlerden birini seçiniz. Ürünün biyopolimerden yapılmasının çevreye ve insan sağlığına olası yararlarını ve bir sınırlılığını yazınız.</w:t>
       </w:r>
     </w:p>
     <w:p>
@@ -3016,6 +3071,149 @@
     </w:p>
     <w:p>
       <w:pPr>
+        <w:jc w:val="both"/>
+        <w:rPr>
+          <w:rFonts w:ascii="Times New Roman" w:hAnsi="Times New Roman" w:cs="Times New Roman"/>
+          <w:lang w:val="tr-TR"/>
+        </w:rPr>
+      </w:pPr>
+      <w:r>
+        <w:rPr>
+          <w:rFonts w:ascii="Times New Roman" w:hAnsi="Times New Roman" w:cs="Times New Roman"/>
+          <w:lang w:val="tr-TR"/>
+        </w:rPr>
+        <w:t xml:space="preserve">Veri setindeki şişme yüzdesi, polimerin suda bekletildiğinde aldığı suyun kütlesinin kuru kütlesine oranını; kütle kaybı yüzdesi ise polimerin toprakta kaybettiği kütlenin ilk kütlesine oranını yüzde olarak gösterir:</w:t>
+      </w:r>
+    </w:p>
+    <w:tbl>
+      <w:tblPr>
+        <w:tblW w:w="9000" w:type="dxa"/>
+        <w:jc w:val="center"/>
+        <w:tblBorders>
+          <w:top w:val="single" w:sz="8" w:space="0" w:color="7F7F7F"/>
+          <w:left w:val="single" w:sz="8" w:space="0" w:color="7F7F7F"/>
+          <w:bottom w:val="single" w:sz="8" w:space="0" w:color="7F7F7F"/>
+          <w:right w:val="single" w:sz="8" w:space="0" w:color="7F7F7F"/>
+        </w:tblBorders>
+      </w:tblPr>
+      <w:tblGrid>
+        <w:gridCol w:w="9000"/>
+      </w:tblGrid>
+      <w:tr>
+        <w:tc>
+          <w:tcPr>
+            <w:tcW w:w="9000" w:type="dxa"/>
+            <w:shd w:val="clear" w:color="auto" w:fill="DEEAF6"/>
+          </w:tcPr>
+          <w:p>
+            <w:pPr>
+              <w:jc w:val="center"/>
+              <w:rPr>
+                <w:rFonts w:ascii="Times New Roman" w:hAnsi="Times New Roman" w:cs="Times New Roman"/>
+                <w:lang w:val="tr-TR"/>
+              </w:rPr>
+            </w:pPr>
+            <m:oMathPara>
+              <m:oMath>
+                <m:r>
+                  <m:rPr>
+                    <m:sty m:val="p"/>
+                  </m:rPr>
+                  <w:rPr>
+                    <w:rFonts w:ascii="Cambria Math" w:hAnsi="Cambria Math" w:cs="Cambria Math"/>
+                    <w:lang w:val="tr-TR"/>
+                  </w:rPr>
+                  <w:t xml:space="preserve">Şişme (%) = </w:t>
+                </m:r>
+                <m:f>
+                  <m:num>
+                    <m:r>
+                      <m:rPr>
+                        <m:sty m:val="p"/>
+                      </m:rPr>
+                      <w:rPr>
+                        <w:rFonts w:ascii="Cambria Math" w:hAnsi="Cambria Math" w:cs="Cambria Math"/>
+                        <w:lang w:val="tr-TR"/>
+                      </w:rPr>
+                      <w:t xml:space="preserve">ıslak kütle − kuru kütle</w:t>
+                    </m:r>
+                  </m:num>
+                  <m:den>
+                    <m:r>
+                      <m:rPr>
+                        <m:sty m:val="p"/>
+                      </m:rPr>
+                      <w:rPr>
+                        <w:rFonts w:ascii="Cambria Math" w:hAnsi="Cambria Math" w:cs="Cambria Math"/>
+                        <w:lang w:val="tr-TR"/>
+                      </w:rPr>
+                      <w:t xml:space="preserve">kuru kütle</w:t>
+                    </m:r>
+                  </m:den>
+                </m:f>
+                <m:r>
+                  <m:rPr>
+                    <m:sty m:val="p"/>
+                  </m:rPr>
+                  <w:rPr>
+                    <w:rFonts w:ascii="Cambria Math" w:hAnsi="Cambria Math" w:cs="Cambria Math"/>
+                    <w:lang w:val="tr-TR"/>
+                  </w:rPr>
+                  <w:t xml:space="preserve"> · 100          Kütle kaybı (%) = </w:t>
+                </m:r>
+                <m:f>
+                  <m:num>
+                    <m:r>
+                      <m:rPr>
+                        <m:sty m:val="p"/>
+                      </m:rPr>
+                      <w:rPr>
+                        <w:rFonts w:ascii="Cambria Math" w:hAnsi="Cambria Math" w:cs="Cambria Math"/>
+                        <w:lang w:val="tr-TR"/>
+                      </w:rPr>
+                      <w:t xml:space="preserve">ilk kütle − son kütle</w:t>
+                    </m:r>
+                  </m:num>
+                  <m:den>
+                    <m:r>
+                      <m:rPr>
+                        <m:sty m:val="p"/>
+                      </m:rPr>
+                      <w:rPr>
+                        <w:rFonts w:ascii="Cambria Math" w:hAnsi="Cambria Math" w:cs="Cambria Math"/>
+                        <w:lang w:val="tr-TR"/>
+                      </w:rPr>
+                      <w:t xml:space="preserve">ilk kütle</w:t>
+                    </m:r>
+                  </m:den>
+                </m:f>
+                <m:r>
+                  <m:rPr>
+                    <m:sty m:val="p"/>
+                  </m:rPr>
+                  <w:rPr>
+                    <w:rFonts w:ascii="Cambria Math" w:hAnsi="Cambria Math" w:cs="Cambria Math"/>
+                    <w:lang w:val="tr-TR"/>
+                  </w:rPr>
+                  <w:t xml:space="preserve"> · 100</w:t>
+                </m:r>
+              </m:oMath>
+            </m:oMathPara>
+          </w:p>
+        </w:tc>
+      </w:tr>
+    </w:tbl>
+    <w:p>
+      <w:pPr>
+        <w:jc w:val="both"/>
+        <w:rPr>
+          <w:rFonts w:ascii="Times New Roman" w:hAnsi="Times New Roman" w:cs="Times New Roman"/>
+          <w:lang w:val="tr-TR"/>
+        </w:rPr>
+      </w:pPr>
+    </w:p>
+    <w:p>
+      <w:pPr>
         <w:pStyle w:val="ListParagraph"/>
         <w:numPr>
           <w:ilvl w:val="0"/>
@@ -3829,7 +4027,7 @@
           <w:rFonts w:ascii="Times New Roman" w:hAnsi="Times New Roman" w:cs="Times New Roman"/>
           <w:lang w:val="tr-TR"/>
         </w:rPr>
-        <w:t xml:space="preserve">Polimerinizin su ile etkileşimini gözlemleyiniz: Polimerinizden kestiğiniz bir parçayı tartıp suya koyunuz. Bir saat sonra parçayı sudan çıkarıp yüzeyindeki suyu kurulayarak yeniden tartınız ve şişme yüzdesini hesaplayınız. Parçanın suda tamamen dağılma süresini de belirleyiniz.</w:t>
+        <w:t xml:space="preserve">Polimerinizin su ile etkileşimini gözlemleyiniz: Polimerinizden kestiğiniz bir parçayı tartıp suya koyunuz. Bir saat sonra parçayı sudan çıkarıp yüzeyindeki suyu kurulayarak yeniden tartınız ve 3. aşamadaki eşitliği kullanarak şişme yüzdesini hesaplayınız. Parçanın suda tamamen dağılma süresini de belirleyiniz.</w:t>
       </w:r>
     </w:p>
     <w:tbl>
@@ -4187,24 +4385,7 @@
           <w:rFonts w:ascii="Times New Roman" w:hAnsi="Times New Roman" w:cs="Times New Roman"/>
           <w:lang w:val="tr-TR"/>
         </w:rPr>
-        <w:t xml:space="preserve">Seçiminiz doğrultusunda istediğiniz özellikte bir biyobozunur polimer elde ettiniz mi? Sonuçlarınızı 2. aşamada belirlediğiniz amaçla karşılaştırınız. Polimerinizi yeniden hazırlasaydınız hangi bileşeni ya da miktarı değiştirirdiniz? Neden?</w:t>
-      </w:r>
-    </w:p>
-    <w:p>
-      <w:pPr>
-        <w:ind w:left="720"/>
-        <w:jc w:val="both"/>
-        <w:rPr>
-          <w:rFonts w:ascii="Times New Roman" w:hAnsi="Times New Roman" w:cs="Times New Roman"/>
-          <w:lang w:val="tr-TR"/>
-        </w:rPr>
-      </w:pPr>
-      <w:r>
-        <w:rPr>
-          <w:rFonts w:ascii="Times New Roman" w:hAnsi="Times New Roman" w:cs="Times New Roman"/>
-          <w:lang w:val="tr-TR"/>
-        </w:rPr>
-        <w:t xml:space="preserve">……………………………………………………………………………………………</w:t>
+        <w:t xml:space="preserve">Polimerinizin su ile etkileşimine ilişkin gözlemlerinize dayanarak polimerinizin biyobozunur olup olmadığına karar veriniz. Kararınızı hangi gözlem ve ölçümlere dayandırdığınızı yazınız.</w:t>
       </w:r>
     </w:p>
     <w:p>
@@ -4259,6 +4440,78 @@
           <w:rFonts w:ascii="Times New Roman" w:hAnsi="Times New Roman" w:cs="Times New Roman"/>
           <w:lang w:val="tr-TR"/>
         </w:rPr>
+        <w:t xml:space="preserve">Seçiminiz doğrultusunda istediğiniz özellikte bir biyobozunur polimer elde ettiniz mi? Sonuçlarınızı 2. aşamada belirlediğiniz amaçla karşılaştırınız. Polimerinizi yeniden hazırlasaydınız hangi bileşeni ya da miktarı değiştirirdiniz? Neden?</w:t>
+      </w:r>
+    </w:p>
+    <w:p>
+      <w:pPr>
+        <w:ind w:left="720"/>
+        <w:jc w:val="both"/>
+        <w:rPr>
+          <w:rFonts w:ascii="Times New Roman" w:hAnsi="Times New Roman" w:cs="Times New Roman"/>
+          <w:lang w:val="tr-TR"/>
+        </w:rPr>
+      </w:pPr>
+      <w:r>
+        <w:rPr>
+          <w:rFonts w:ascii="Times New Roman" w:hAnsi="Times New Roman" w:cs="Times New Roman"/>
+          <w:lang w:val="tr-TR"/>
+        </w:rPr>
+        <w:t xml:space="preserve">……………………………………………………………………………………………</w:t>
+      </w:r>
+    </w:p>
+    <w:p>
+      <w:pPr>
+        <w:ind w:left="720"/>
+        <w:jc w:val="both"/>
+        <w:rPr>
+          <w:rFonts w:ascii="Times New Roman" w:hAnsi="Times New Roman" w:cs="Times New Roman"/>
+          <w:lang w:val="tr-TR"/>
+        </w:rPr>
+      </w:pPr>
+      <w:r>
+        <w:rPr>
+          <w:rFonts w:ascii="Times New Roman" w:hAnsi="Times New Roman" w:cs="Times New Roman"/>
+          <w:lang w:val="tr-TR"/>
+        </w:rPr>
+        <w:t xml:space="preserve">……………………………………………………………………………………………</w:t>
+      </w:r>
+    </w:p>
+    <w:p>
+      <w:pPr>
+        <w:ind w:left="720"/>
+        <w:jc w:val="both"/>
+        <w:rPr>
+          <w:rFonts w:ascii="Times New Roman" w:hAnsi="Times New Roman" w:cs="Times New Roman"/>
+          <w:lang w:val="tr-TR"/>
+        </w:rPr>
+      </w:pPr>
+      <w:r>
+        <w:rPr>
+          <w:rFonts w:ascii="Times New Roman" w:hAnsi="Times New Roman" w:cs="Times New Roman"/>
+          <w:lang w:val="tr-TR"/>
+        </w:rPr>
+        <w:t xml:space="preserve">……………………………………………………………………………………………</w:t>
+      </w:r>
+    </w:p>
+    <w:p>
+      <w:pPr>
+        <w:pStyle w:val="ListParagraph"/>
+        <w:numPr>
+          <w:ilvl w:val="0"/>
+          <w:numId w:val="59"/>
+        </w:numPr>
+        <w:jc w:val="both"/>
+        <w:rPr>
+          <w:rFonts w:ascii="Times New Roman" w:hAnsi="Times New Roman" w:cs="Times New Roman"/>
+          <w:lang w:val="tr-TR"/>
+        </w:rPr>
+      </w:pPr>
+      <w:r>
+        <w:rPr>
+          <w:rFonts w:ascii="Times New Roman" w:hAnsi="Times New Roman" w:cs="Times New Roman"/>
+          <w:lang w:val="tr-TR"/>
+        </w:rPr>
         <w:t xml:space="preserve">Polimerinize kazandırdığınız özelliklerden yola çıkarak polimeriniz için uygun kullanım alanları belirleyiniz.</w:t>
       </w:r>
     </w:p>
@@ -4277,6 +4530,61 @@
           <w:lang w:val="tr-TR"/>
         </w:rPr>
         <w:t xml:space="preserve">……………………………………………………………………………………………</w:t>
+      </w:r>
+    </w:p>
+    <w:p>
+      <w:pPr>
+        <w:ind w:left="720"/>
+        <w:jc w:val="both"/>
+        <w:rPr>
+          <w:rFonts w:ascii="Times New Roman" w:hAnsi="Times New Roman" w:cs="Times New Roman"/>
+          <w:lang w:val="tr-TR"/>
+        </w:rPr>
+      </w:pPr>
+      <w:r>
+        <w:rPr>
+          <w:rFonts w:ascii="Times New Roman" w:hAnsi="Times New Roman" w:cs="Times New Roman"/>
+          <w:lang w:val="tr-TR"/>
+        </w:rPr>
+        <w:t xml:space="preserve">……………………………………………………………………………………………</w:t>
+      </w:r>
+    </w:p>
+    <w:p>
+      <w:pPr>
+        <w:ind w:left="720"/>
+        <w:jc w:val="both"/>
+        <w:rPr>
+          <w:rFonts w:ascii="Times New Roman" w:hAnsi="Times New Roman" w:cs="Times New Roman"/>
+          <w:lang w:val="tr-TR"/>
+        </w:rPr>
+      </w:pPr>
+      <w:r>
+        <w:rPr>
+          <w:rFonts w:ascii="Times New Roman" w:hAnsi="Times New Roman" w:cs="Times New Roman"/>
+          <w:lang w:val="tr-TR"/>
+        </w:rPr>
+        <w:t xml:space="preserve">……………………………………………………………………………………………</w:t>
+      </w:r>
+    </w:p>
+    <w:p>
+      <w:pPr>
+        <w:pStyle w:val="ListParagraph"/>
+        <w:numPr>
+          <w:ilvl w:val="0"/>
+          <w:numId w:val="59"/>
+        </w:numPr>
+        <w:jc w:val="both"/>
+        <w:rPr>
+          <w:rFonts w:ascii="Times New Roman" w:hAnsi="Times New Roman" w:cs="Times New Roman"/>
+          <w:lang w:val="tr-TR"/>
+        </w:rPr>
+      </w:pPr>
+      <w:r>
+        <w:rPr>
+          <w:rFonts w:ascii="Times New Roman" w:hAnsi="Times New Roman" w:cs="Times New Roman"/>
+          <w:lang w:val="tr-TR"/>
+        </w:rPr>
+        <w:t xml:space="preserve">Biyopolimerler ve sentetik polimerler; yiyecekleri saklamak için kullanılan yenilebilir filmlerde ve sentetik damar, stent, diş teli, protez, implant, dikiş malzemesi gibi biyomalzemelerde de kullanılır. Bu ürünlerden hangilerinin işlevini tamamladıktan sonra vücutta ya da doğada bozunması, hangilerinin uzun süre bozunmadan kalması gerekir? Gerekçesiyle yazınız.</w:t>
       </w:r>
     </w:p>
     <w:p>
@@ -4555,7 +4863,39 @@
           <w:rFonts w:ascii="Times New Roman" w:hAnsi="Times New Roman" w:cs="Times New Roman"/>
           <w:lang w:val="tr-TR"/>
         </w:rPr>
-        <w:t xml:space="preserve">Analiz ve Keşif Atölyesi 3.2.’nin ilk aşamasında incelediğiniz selüloz, pektin, nişasta, jelatin, kolajen, glüten ve soya proteininin hepsinin bitki ya da hayvan kaynaklı olduğunu fark ettiniz. Bu polimerler canlıların yapısında doğal olarak bulunur. Canlılar tarafından üretilen ya da biyokütleden elde edilen monomerlerden sentezlenen polimerlere </w:t>
+        <w:t xml:space="preserve">Kâğıttaki selülozdan sütteki kazeine kadar pek çok polimer canlıların yapısında doğal olarak bulunur. Canlılar tarafından üretilen ya da biyokütleden elde edilen monomerlerden sentezlenen polimerlere </w:t>
+      </w:r>
+      <w:r>
+        <w:rPr>
+          <w:b/>
+          <w:rFonts w:ascii="Times New Roman" w:hAnsi="Times New Roman" w:cs="Times New Roman"/>
+          <w:lang w:val="tr-TR"/>
+        </w:rPr>
+        <w:t xml:space="preserve">biyopolimer</w:t>
+      </w:r>
+      <w:r>
+        <w:rPr>
+          <w:rFonts w:ascii="Times New Roman" w:hAnsi="Times New Roman" w:cs="Times New Roman"/>
+          <w:lang w:val="tr-TR"/>
+        </w:rPr>
+        <w:t xml:space="preserve"> denir. Biyopolimerler kaynaklarına ve yapılarına göre şöyle gruplandırılabilir:</w:t>
+      </w:r>
+    </w:p>
+    <w:p>
+      <w:pPr>
+        <w:ind w:left="360"/>
+        <w:jc w:val="both"/>
+        <w:rPr>
+          <w:rFonts w:ascii="Times New Roman" w:hAnsi="Times New Roman" w:cs="Times New Roman"/>
+          <w:lang w:val="tr-TR"/>
+        </w:rPr>
+      </w:pPr>
+      <w:r>
+        <w:rPr>
+          <w:rFonts w:ascii="Times New Roman" w:hAnsi="Times New Roman" w:cs="Times New Roman"/>
+          <w:lang w:val="tr-TR"/>
+        </w:rPr>
+        <w:t xml:space="preserve">• </w:t>
       </w:r>
       <w:r>
         <w:rPr>
@@ -4564,14 +4904,14 @@
           <w:bCs/>
           <w:lang w:val="tr-TR"/>
         </w:rPr>
-        <w:t xml:space="preserve">biyopolimer</w:t>
-      </w:r>
-      <w:r>
-        <w:rPr>
-          <w:rFonts w:ascii="Times New Roman" w:hAnsi="Times New Roman" w:cs="Times New Roman"/>
-          <w:lang w:val="tr-TR"/>
-        </w:rPr>
-        <w:t xml:space="preserve"> denir. Biyopolimerler kaynaklarına ve yapılarına göre şöyle gruplandırılabilir:</w:t>
+        <w:t xml:space="preserve">Polisakkaritler:</w:t>
+      </w:r>
+      <w:r>
+        <w:rPr>
+          <w:rFonts w:ascii="Times New Roman" w:hAnsi="Times New Roman" w:cs="Times New Roman"/>
+          <w:lang w:val="tr-TR"/>
+        </w:rPr>
+        <w:t xml:space="preserve"> Glikoz ya da başka şeker birimlerinin (ve şeker türevlerinin) birbirine bağlanmasıyla oluşur. Nişasta (amiloz ve amilopektin), kahverengi alglerden elde edilen aljinat, böceklerin ve kabuklu deniz canlılarının dış iskeletinde bulunan kitin ve bazı bakterilerin ürettiği ksantan sakızı bu gruptadır. Kitosan, kitinden kimyasal işlemle elde edilir.</w:t>
       </w:r>
     </w:p>
     <w:p>
@@ -4597,14 +4937,14 @@
           <w:bCs/>
           <w:lang w:val="tr-TR"/>
         </w:rPr>
-        <w:t xml:space="preserve">Polisakkaritler:</w:t>
-      </w:r>
-      <w:r>
-        <w:rPr>
-          <w:rFonts w:ascii="Times New Roman" w:hAnsi="Times New Roman" w:cs="Times New Roman"/>
-          <w:lang w:val="tr-TR"/>
-        </w:rPr>
-        <w:t xml:space="preserve"> Glikoz ya da başka şeker birimlerinin birbirine bağlanmasıyla oluşur. Nişasta (amiloz ve amilopektin), selüloz, pektin ve kitosan bu gruptadır.</w:t>
+        <w:t xml:space="preserve">Proteinler:</w:t>
+      </w:r>
+      <w:r>
+        <w:rPr>
+          <w:rFonts w:ascii="Times New Roman" w:hAnsi="Times New Roman" w:cs="Times New Roman"/>
+          <w:lang w:val="tr-TR"/>
+        </w:rPr>
+        <w:t xml:space="preserve"> Amino asitlerin birbirine bağlanmasıyla oluşur. Sütteki kazein, yün ve saçtaki keratin, ipek böceğinin ürettiği ipek fibroini bu gruptadır.</w:t>
       </w:r>
     </w:p>
     <w:p>
@@ -4630,14 +4970,14 @@
           <w:bCs/>
           <w:lang w:val="tr-TR"/>
         </w:rPr>
-        <w:t xml:space="preserve">Proteinler:</w:t>
-      </w:r>
-      <w:r>
-        <w:rPr>
-          <w:rFonts w:ascii="Times New Roman" w:hAnsi="Times New Roman" w:cs="Times New Roman"/>
-          <w:lang w:val="tr-TR"/>
-        </w:rPr>
-        <w:t xml:space="preserve"> Amino asitlerin birbirine bağlanmasıyla oluşur. Kolajen, jelatin, glüten, soya proteini ve ipek bu gruptadır.</w:t>
+        <w:t xml:space="preserve">Mikroorganizmaların ürettiği polimerler:</w:t>
+      </w:r>
+      <w:r>
+        <w:rPr>
+          <w:rFonts w:ascii="Times New Roman" w:hAnsi="Times New Roman" w:cs="Times New Roman"/>
+          <w:lang w:val="tr-TR"/>
+        </w:rPr>
+        <w:t xml:space="preserve"> Bazı bakteriler şekerleri ve bitkisel yağları kullanarak hücrelerinde polihidroksialkanoat (PHA) adı verilen polyesterleri depolar.</w:t>
       </w:r>
     </w:p>
     <w:p>
@@ -4663,31 +5003,30 @@
           <w:bCs/>
           <w:lang w:val="tr-TR"/>
         </w:rPr>
-        <w:t xml:space="preserve">Mikroorganizmaların ürettiği polimerler:</w:t>
-      </w:r>
-      <w:r>
-        <w:rPr>
-          <w:rFonts w:ascii="Times New Roman" w:hAnsi="Times New Roman" w:cs="Times New Roman"/>
-          <w:lang w:val="tr-TR"/>
-        </w:rPr>
-        <w:t xml:space="preserve"> Bazı bakteriler şekerleri ve bitkisel yağları kullanarak hücrelerinde polihidroksialkanoat (PHA) adı verilen polyesterleri depolar.</w:t>
-      </w:r>
-    </w:p>
-    <w:p>
-      <w:pPr>
-        <w:ind w:left="360"/>
-        <w:jc w:val="both"/>
-        <w:rPr>
-          <w:rFonts w:ascii="Times New Roman" w:hAnsi="Times New Roman" w:cs="Times New Roman"/>
-          <w:lang w:val="tr-TR"/>
-        </w:rPr>
-      </w:pPr>
-      <w:r>
-        <w:rPr>
-          <w:rFonts w:ascii="Times New Roman" w:hAnsi="Times New Roman" w:cs="Times New Roman"/>
-          <w:lang w:val="tr-TR"/>
-        </w:rPr>
-        <w:t xml:space="preserve">• </w:t>
+        <w:t xml:space="preserve">Biyokütle kaynaklı monomerlerden sentezlenen polimerler:</w:t>
+      </w:r>
+      <w:r>
+        <w:rPr>
+          <w:rFonts w:ascii="Times New Roman" w:hAnsi="Times New Roman" w:cs="Times New Roman"/>
+          <w:lang w:val="tr-TR"/>
+        </w:rPr>
+        <w:t xml:space="preserve"> Mısır nişastası ya da şeker pancarından elde edilen şekerler fermantasyonla laktik aside dönüştürülür. Laktik asit moleküllerinin birbirine bağlanmasıyla polilaktik asit (PLA) elde edilir. PLA tek kullanımlık bardak, ambalaj ve 3 boyutlu yazıcı malzemesi olarak kullanılır.</w:t>
+      </w:r>
+    </w:p>
+    <w:p>
+      <w:pPr>
+        <w:jc w:val="both"/>
+        <w:rPr>
+          <w:rFonts w:ascii="Times New Roman" w:hAnsi="Times New Roman" w:cs="Times New Roman"/>
+          <w:lang w:val="tr-TR"/>
+        </w:rPr>
+      </w:pPr>
+      <w:r>
+        <w:rPr>
+          <w:rFonts w:ascii="Times New Roman" w:hAnsi="Times New Roman" w:cs="Times New Roman"/>
+          <w:lang w:val="tr-TR"/>
+        </w:rPr>
+        <w:t xml:space="preserve">Toprağa düşen bir yaprak ya da kâğıt parçası zamanla gözden kaybolur. Peki, bu tür malzemeler toprakta nereye gider? Topraktaki bakteri ve mantarlar salgıladıkları enzimlerle polimer zincirlerini daha küçük parçalara ayırır ve bu parçaları besin olarak kullanır. Mikroorganizmaların etkisiyle parçalanarak sonunda karbon dioksit, su ve biyokütleye (oksijensiz ortamda metana da) dönüşebilen polimerlere </w:t>
       </w:r>
       <w:r>
         <w:rPr>
@@ -4696,211 +5035,51 @@
           <w:bCs/>
           <w:lang w:val="tr-TR"/>
         </w:rPr>
-        <w:t xml:space="preserve">Biyokütle kaynaklı monomerlerden sentezlenen polimerler:</w:t>
-      </w:r>
-      <w:r>
-        <w:rPr>
-          <w:rFonts w:ascii="Times New Roman" w:hAnsi="Times New Roman" w:cs="Times New Roman"/>
-          <w:lang w:val="tr-TR"/>
-        </w:rPr>
-        <w:t xml:space="preserve"> Mısır nişastası ya da şeker pancarından elde edilen şekerler fermantasyonla laktik aside dönüştürülür. Laktik asit moleküllerinin birbirine bağlanmasıyla polilaktik asit (PLA) elde edilir. PLA tek kullanımlık bardak, ambalaj ve 3 boyutlu yazıcı malzemesi olarak kullanılır.</w:t>
-      </w:r>
-    </w:p>
-    <w:p>
-      <w:pPr>
-        <w:jc w:val="both"/>
-        <w:rPr>
-          <w:rFonts w:ascii="Times New Roman" w:hAnsi="Times New Roman" w:cs="Times New Roman"/>
-          <w:lang w:val="tr-TR"/>
-        </w:rPr>
-      </w:pPr>
-      <w:r>
-        <w:rPr>
-          <w:rFonts w:ascii="Times New Roman" w:hAnsi="Times New Roman" w:cs="Times New Roman"/>
-          <w:lang w:val="tr-TR"/>
-        </w:rPr>
-        <w:t xml:space="preserve">Atölyede biyoplastiklerinizi suya koyduğunuzda zamanla şiştiklerini ve dağıldıklarını gözlemlediniz; hazır veri setinde de filmlerin toprakta birkaç hafta içinde kütle kaybettiği görülüyordu. Peki, bu malzemeler toprakta nereye gider? Topraktaki bakteri ve mantarlar salgıladıkları enzimlerle polimer zincirlerini daha küçük parçalara ayırır ve bu parçaları besin olarak kullanır. Mikroorganizmaların etkisiyle parçalanarak sonunda karbon dioksit, su ve biyokütleye (oksijensiz ortamda metana da) dönüşebilen polimerlere </w:t>
-      </w:r>
-      <w:r>
-        <w:rPr>
-          <w:rFonts w:ascii="Times New Roman" w:hAnsi="Times New Roman" w:cs="Times New Roman"/>
+        <w:t xml:space="preserve">biyobozunur polimer</w:t>
+      </w:r>
+      <w:r>
+        <w:rPr>
+          <w:rFonts w:ascii="Times New Roman" w:hAnsi="Times New Roman" w:cs="Times New Roman"/>
+          <w:lang w:val="tr-TR"/>
+        </w:rPr>
+        <w:t xml:space="preserve"> denir. Biyopolimerlerin büyük çoğunluğu biyobozunurdur. Nişasta ve jelatin gibi polimerlerin yapısındaki çok sayıda –OH ve –NH grubu su molekülleriyle hidrojen bağı oluşturur. Su polimere girdikçe polimer şişer, zincirler arasındaki etkileşimler zayıflar ve enzimler zincirlere daha kolay ulaşır. Bu nedenle suyla kolay etkileşen polimerler genellikle daha hızlı bozunur. Bozunmanın hızı ise sıcaklığa, neme, ortamda oksijen bulunup bulunmamasına ve ortamdaki mikroorganizmaların türüne de bağlıdır.</w:t>
+      </w:r>
+    </w:p>
+    <w:p>
+      <w:pPr>
+        <w:jc w:val="both"/>
+        <w:rPr>
+          <w:rFonts w:ascii="Times New Roman" w:hAnsi="Times New Roman" w:cs="Times New Roman"/>
+          <w:lang w:val="tr-TR"/>
+        </w:rPr>
+      </w:pPr>
+      <w:r>
+        <w:rPr>
+          <w:rFonts w:ascii="Times New Roman" w:hAnsi="Times New Roman" w:cs="Times New Roman"/>
+          <w:lang w:val="tr-TR"/>
+        </w:rPr>
+        <w:t xml:space="preserve">Biyokaynaklı olmak ile biyobozunur olmak aynı anlama gelmez. Şeker kamışından elde edilen etanolden üretilen polietilen biyokaynaklıdır ancak sıradan polietilen gibi doğada çok yavaş bozunur. Buna karşılık petrolden elde edilen bazı polyesterler biyobozunurdur. PLA ise sıcaklığı ve nemi yüksek olan endüstriyel kompost tesislerinde kısa sürede bozunurken toprakta ve deniz suyunda çok daha yavaş bozunur. Bu nedenle bir ürünün “biyobozunur” olduğu, hangi koşullarda ve ne kadar sürede bozunduğu bilgisiyle birlikte değerlendirilmelidir.</w:t>
+      </w:r>
+    </w:p>
+    <w:p>
+      <w:pPr>
+        <w:jc w:val="both"/>
+        <w:rPr>
+          <w:rFonts w:ascii="Times New Roman" w:hAnsi="Times New Roman" w:cs="Times New Roman"/>
+          <w:lang w:val="tr-TR"/>
+        </w:rPr>
+      </w:pPr>
+      <w:r>
+        <w:rPr>
+          <w:rFonts w:ascii="Times New Roman" w:hAnsi="Times New Roman" w:cs="Times New Roman"/>
+          <w:lang w:val="tr-TR"/>
+        </w:rPr>
+        <w:t xml:space="preserve">Gliserin (propan-1,2,3-triol) üç –OH grubu taşıyan küçük bir moleküldür (Görsel C). Gliserin molekülleri polimer zincirleri arasına girerek zincirlerle hidrojen bağları oluşturur ve zincirlerin birbirine tutunmasını zayıflatır. Böylece zincirler birbiri üzerinden daha kolay kayar ve film esnekleşir. Polimerlere esneklik kazandırmak için eklenen bu tür maddelere </w:t>
+      </w:r>
+      <w:r>
+        <w:rPr>
           <w:b/>
-          <w:bCs/>
-          <w:lang w:val="tr-TR"/>
-        </w:rPr>
-        <w:t xml:space="preserve">biyobozunur polimer</w:t>
-      </w:r>
-      <w:r>
-        <w:rPr>
-          <w:rFonts w:ascii="Times New Roman" w:hAnsi="Times New Roman" w:cs="Times New Roman"/>
-          <w:lang w:val="tr-TR"/>
-        </w:rPr>
-        <w:t xml:space="preserve"> denir. Biyopolimerlerin büyük çoğunluğu biyobozunurdur. Nişasta ve jelatin gibi polimerlerin yapısındaki çok sayıda –OH ve –NH grubu su molekülleriyle hidrojen bağı oluşturur. Su polimere girdikçe polimer şişer, zincirler arasındaki etkileşimler zayıflar ve enzimler zincirlere daha kolay ulaşır. Bu nedenle suyla kolay etkileşen polimerler genellikle daha hızlı bozunur. Bir polimerin su ile etkileşimi ve bozunması aşağıdaki eşitliklerle sayısal olarak karşılaştırılabilir:</w:t>
-      </w:r>
-    </w:p>
-    <w:tbl>
-      <w:tblPr>
-        <w:tblW w:w="9000" w:type="dxa"/>
-        <w:jc w:val="center"/>
-        <w:tblBorders>
-          <w:top w:val="single" w:sz="8" w:space="0" w:color="7F7F7F"/>
-          <w:left w:val="single" w:sz="8" w:space="0" w:color="7F7F7F"/>
-          <w:bottom w:val="single" w:sz="8" w:space="0" w:color="7F7F7F"/>
-          <w:right w:val="single" w:sz="8" w:space="0" w:color="7F7F7F"/>
-        </w:tblBorders>
-      </w:tblPr>
-      <w:tblGrid>
-        <w:gridCol w:w="9000"/>
-      </w:tblGrid>
-      <w:tr>
-        <w:tc>
-          <w:tcPr>
-            <w:tcW w:w="9000" w:type="dxa"/>
-            <w:shd w:val="clear" w:color="auto" w:fill="DEEAF6"/>
-          </w:tcPr>
-          <w:p>
-            <w:pPr>
-              <w:jc w:val="center"/>
-              <w:rPr>
-                <w:rFonts w:ascii="Times New Roman" w:hAnsi="Times New Roman" w:cs="Times New Roman"/>
-                <w:lang w:val="tr-TR"/>
-              </w:rPr>
-            </w:pPr>
-            <m:oMathPara>
-              <m:oMath>
-                <m:r>
-                  <m:rPr>
-                    <m:sty m:val="p"/>
-                  </m:rPr>
-                  <w:rPr>
-                    <w:rFonts w:ascii="Cambria Math" w:hAnsi="Cambria Math" w:cs="Cambria Math"/>
-                    <w:lang w:val="tr-TR"/>
-                  </w:rPr>
-                  <w:t xml:space="preserve">Şişme (%) = </w:t>
-                </m:r>
-                <m:f>
-                  <m:num>
-                    <m:r>
-                      <m:rPr>
-                        <m:sty m:val="p"/>
-                      </m:rPr>
-                      <w:rPr>
-                        <w:rFonts w:ascii="Cambria Math" w:hAnsi="Cambria Math" w:cs="Cambria Math"/>
-                        <w:lang w:val="tr-TR"/>
-                      </w:rPr>
-                      <w:t xml:space="preserve">ıslak kütle − kuru kütle</w:t>
-                    </m:r>
-                  </m:num>
-                  <m:den>
-                    <m:r>
-                      <m:rPr>
-                        <m:sty m:val="p"/>
-                      </m:rPr>
-                      <w:rPr>
-                        <w:rFonts w:ascii="Cambria Math" w:hAnsi="Cambria Math" w:cs="Cambria Math"/>
-                        <w:lang w:val="tr-TR"/>
-                      </w:rPr>
-                      <w:t xml:space="preserve">kuru kütle</w:t>
-                    </m:r>
-                  </m:den>
-                </m:f>
-                <m:r>
-                  <m:rPr>
-                    <m:sty m:val="p"/>
-                  </m:rPr>
-                  <w:rPr>
-                    <w:rFonts w:ascii="Cambria Math" w:hAnsi="Cambria Math" w:cs="Cambria Math"/>
-                    <w:lang w:val="tr-TR"/>
-                  </w:rPr>
-                  <w:t xml:space="preserve"> · 100          Kütle kaybı (%) = </w:t>
-                </m:r>
-                <m:f>
-                  <m:num>
-                    <m:r>
-                      <m:rPr>
-                        <m:sty m:val="p"/>
-                      </m:rPr>
-                      <w:rPr>
-                        <w:rFonts w:ascii="Cambria Math" w:hAnsi="Cambria Math" w:cs="Cambria Math"/>
-                        <w:lang w:val="tr-TR"/>
-                      </w:rPr>
-                      <w:t xml:space="preserve">ilk kütle − son kütle</w:t>
-                    </m:r>
-                  </m:num>
-                  <m:den>
-                    <m:r>
-                      <m:rPr>
-                        <m:sty m:val="p"/>
-                      </m:rPr>
-                      <w:rPr>
-                        <w:rFonts w:ascii="Cambria Math" w:hAnsi="Cambria Math" w:cs="Cambria Math"/>
-                        <w:lang w:val="tr-TR"/>
-                      </w:rPr>
-                      <w:t xml:space="preserve">ilk kütle</w:t>
-                    </m:r>
-                  </m:den>
-                </m:f>
-                <m:r>
-                  <m:rPr>
-                    <m:sty m:val="p"/>
-                  </m:rPr>
-                  <w:rPr>
-                    <w:rFonts w:ascii="Cambria Math" w:hAnsi="Cambria Math" w:cs="Cambria Math"/>
-                    <w:lang w:val="tr-TR"/>
-                  </w:rPr>
-                  <w:t xml:space="preserve"> · 100</w:t>
-                </m:r>
-              </m:oMath>
-            </m:oMathPara>
-          </w:p>
-        </w:tc>
-      </w:tr>
-    </w:tbl>
-    <w:p>
-      <w:pPr>
-        <w:jc w:val="both"/>
-        <w:rPr>
-          <w:rFonts w:ascii="Times New Roman" w:hAnsi="Times New Roman" w:cs="Times New Roman"/>
-          <w:lang w:val="tr-TR"/>
-        </w:rPr>
-      </w:pPr>
-    </w:p>
-    <w:p>
-      <w:pPr>
-        <w:jc w:val="both"/>
-        <w:rPr>
-          <w:rFonts w:ascii="Times New Roman" w:hAnsi="Times New Roman" w:cs="Times New Roman"/>
-          <w:lang w:val="tr-TR"/>
-        </w:rPr>
-      </w:pPr>
-      <w:r>
-        <w:rPr>
-          <w:rFonts w:ascii="Times New Roman" w:hAnsi="Times New Roman" w:cs="Times New Roman"/>
-          <w:lang w:val="tr-TR"/>
-        </w:rPr>
-        <w:t xml:space="preserve">Biyokaynaklı olmak ile biyobozunur olmak aynı anlama gelmez. Şeker kamışından elde edilen etanolden üretilen polietilen biyokaynaklıdır ancak sıradan polietilen gibi doğada çok yavaş bozunur. Buna karşılık petrolden elde edilen bazı polyesterler biyobozunurdur. PLA ise sıcaklığı ve nemi yüksek olan endüstriyel kompost tesislerinde kısa sürede bozunurken toprakta ve deniz suyunda çok daha yavaş bozunur. Bu nedenle bir ürünün “biyobozunur” olduğu, hangi koşullarda ve ne kadar sürede bozunduğu bilgisiyle birlikte değerlendirilmelidir.</w:t>
-      </w:r>
-    </w:p>
-    <w:p>
-      <w:pPr>
-        <w:jc w:val="both"/>
-        <w:rPr>
-          <w:rFonts w:ascii="Times New Roman" w:hAnsi="Times New Roman" w:cs="Times New Roman"/>
-          <w:lang w:val="tr-TR"/>
-        </w:rPr>
-      </w:pPr>
-      <w:r>
-        <w:rPr>
-          <w:rFonts w:ascii="Times New Roman" w:hAnsi="Times New Roman" w:cs="Times New Roman"/>
-          <w:lang w:val="tr-TR"/>
-        </w:rPr>
-        <w:t xml:space="preserve">Analiz ve Keşif Atölyesi 3.2.’deki hazır veri setini yorumlarken gliserin miktarı arttıkça filmin esnekleştiğini, ancak suda daha çok şiştiğini fark ettiniz (Grafik A). Gliserin (propan-1,2,3-triol) üç –OH grubu taşıyan küçük bir moleküldür (Görsel C). Gliserin molekülleri nişasta zincirleri arasına girerek zincirlerle hidrojen bağları oluşturur ve zincirlerin birbirine tutunmasını zayıflatır. Böylece zincirler birbiri üzerinden daha kolay kayar ve film esnekleşir. Polimerlere esneklik kazandırmak için eklenen bu tür maddelere </w:t>
-      </w:r>
-      <w:r>
-        <w:rPr>
-          <w:rFonts w:ascii="Times New Roman" w:hAnsi="Times New Roman" w:cs="Times New Roman"/>
-          <w:b/>
-          <w:bCs/>
+          <w:rFonts w:ascii="Times New Roman" w:hAnsi="Times New Roman" w:cs="Times New Roman"/>
           <w:lang w:val="tr-TR"/>
         </w:rPr>
         <w:t xml:space="preserve">plastikleştirici</w:t>
@@ -4910,7 +5089,7 @@
           <w:rFonts w:ascii="Times New Roman" w:hAnsi="Times New Roman" w:cs="Times New Roman"/>
           <w:lang w:val="tr-TR"/>
         </w:rPr>
-        <w:t xml:space="preserve"> denir. Gliserin suyu da kolayca çektiği için gliserin oranı yüksek filmler suda daha çok şişer ve daha hızlı dağılır. Kâğıt lifleri gibi doğal dolgular ise filmi güçlendirir ve su alımını bir miktar azaltır.</w:t>
+        <w:t xml:space="preserve"> denir. Plastikleştiricinin etkisi farklı biyopolimerlerde de görülür. Kitosan filmlerine farklı oranlarda gliserin eklenerek hazırlanan filmlerin kopma dayanımı ve kopmadan uzama değerleri Grafik A’da verilmiştir. Kopma dayanımı, filmi koparmak için birim kesit alanına uygulanması gereken en büyük kuvvettir; kopmadan uzama ise filmin kopana kadar boyunun yüzde kaç uzadığını gösterir. Gliserin oranı %0’dan %40’a çıkarıldığında filmin kopmadan uzaması %6’dan %85’e yükselirken kopma dayanımı 62 MPa’dan 16 MPa’ya düşer. Yani plastikleştirici filmi esnekleştirirken dayanımını azaltır; bu nedenle plastikleştirici miktarı, filmden beklenen esneklik ile dayanım arasında bir denge gözetilerek seçilir. Gliserin suyu da kolayca çektiği için gliserin oranı yüksek filmler suda daha çok şişer ve daha hızlı dağılır. Lif ve kabuk tozu gibi doğal dolgular ise filmi güçlendirir ve su alımını bir miktar azaltır.</w:t>
       </w:r>
     </w:p>
     <w:p xmlns:a="http://schemas.openxmlformats.org/drawingml/2006/main" xmlns:pic="http://schemas.openxmlformats.org/drawingml/2006/picture">
@@ -4994,8 +5173,8 @@
       <w:r>
         <w:drawing>
           <wp:inline distT="0" distB="0" distL="0" distR="0">
-            <wp:extent cx="5040000" cy="2969076"/>
-            <wp:docPr id="900004" name="Grafik 900004" descr="Biyoplastik filmlerin şişme ve kütle kaybı grafiği"/>
+            <wp:extent cx="5040000" cy="2474181"/>
+            <wp:docPr id="900004" name="Grafik 900004" descr="Kitosan filmlerinde gliserin oranının etkisi grafiği"/>
             <wp:cNvGraphicFramePr>
               <a:graphicFrameLocks noChangeAspect="1"/>
             </wp:cNvGraphicFramePr>
@@ -5015,7 +5194,7 @@
                   <pic:spPr>
                     <a:xfrm>
                       <a:off x="0" y="0"/>
-                      <a:ext cx="5040000" cy="2969076"/>
+                      <a:ext cx="5040000" cy="2474181"/>
                     </a:xfrm>
                     <a:prstGeom prst="rect">
                       <a:avLst/>
@@ -5038,112 +5217,145 @@
       </w:pPr>
       <w:r>
         <w:rPr>
+          <w:b/>
+          <w:rFonts w:ascii="Times New Roman" w:hAnsi="Times New Roman" w:cs="Times New Roman"/>
+          <w:lang w:val="tr-TR"/>
+        </w:rPr>
+        <w:t xml:space="preserve">Grafik A:</w:t>
+      </w:r>
+      <w:r>
+        <w:rPr>
+          <w:rFonts w:ascii="Times New Roman" w:hAnsi="Times New Roman" w:cs="Times New Roman"/>
+          <w:lang w:val="tr-TR"/>
+        </w:rPr>
+        <w:t xml:space="preserve"> Kitosan filmlerinde gliserin oranının kopma dayanımına ve kopmadan uzamaya etkisi</w:t>
+      </w:r>
+    </w:p>
+    <w:p>
+      <w:pPr>
+        <w:jc w:val="both"/>
+        <w:rPr>
+          <w:rFonts w:ascii="Times New Roman" w:hAnsi="Times New Roman" w:cs="Times New Roman"/>
+          <w:lang w:val="tr-TR"/>
+        </w:rPr>
+      </w:pPr>
+      <w:r>
+        <w:rPr>
+          <w:rFonts w:ascii="Times New Roman" w:hAnsi="Times New Roman" w:cs="Times New Roman"/>
+          <w:lang w:val="tr-TR"/>
+        </w:rPr>
+        <w:t xml:space="preserve">Nişasta ve jelatin gibi biyopolimerler kuru hâlde elektriği iletmez. Biyopolimer filmlere iletkenlik iki farklı yolla kazandırılabilir. Nemli ve iyon içeren filmlerde elektrik yükünü hareket eden iyonlar taşır; bu tür iletkenliğe iyonik iletkenlik denir. Grafit ya da karbon nanotüp gibi karbon temelli dolgular içeren filmlerde ise elektronlar birbirine değen dolgu parçacıkları üzerinden ilerler (elektronik iletkenlik). Dolgu parçacıklarının film boyunca kesintisiz bir yol oluşturabilmesi için dolgu miktarının belirli bir değeri aşması gerekir; bu değerin altında film yalıtkan kalır. İletken biyopolimer filmler, giyilebilir esnek sensörler ve doğada bozunabilen elektronik parçalar üzerine yapılan araştırmalarda kullanılmaktadır.</w:t>
+      </w:r>
+    </w:p>
+    <w:p>
+      <w:pPr>
+        <w:jc w:val="both"/>
+        <w:rPr>
+          <w:rFonts w:ascii="Times New Roman" w:hAnsi="Times New Roman" w:cs="Times New Roman"/>
+          <w:lang w:val="tr-TR"/>
+        </w:rPr>
+      </w:pPr>
+      <w:r>
+        <w:rPr>
+          <w:rFonts w:ascii="Times New Roman" w:hAnsi="Times New Roman" w:cs="Times New Roman"/>
+          <w:lang w:val="tr-TR"/>
+        </w:rPr>
+        <w:t xml:space="preserve">Biyopolimerlerin dayanıklılığını ve işlevini artırmak için nanometre boyutundaki dolgulardan da yararlanılır. Odun liflerinden elde edilen nanoselüloz ya da nano boyutlu kil parçacıkları biyopolimerin içine dağıtıldığında daha sağlam ve gaz geçirgenliği daha düşük filmler elde edilebilir. Nanometre boyutlu polimer parçacıkları, lifleri ya da nano boyutlu dolgu içeren polimerler genel olarak </w:t>
+      </w:r>
+      <w:r>
+        <w:rPr>
           <w:rFonts w:ascii="Times New Roman" w:hAnsi="Times New Roman" w:cs="Times New Roman"/>
           <w:b/>
           <w:bCs/>
           <w:lang w:val="tr-TR"/>
         </w:rPr>
-        <w:t xml:space="preserve">Grafik A:</w:t>
-      </w:r>
-      <w:r>
-        <w:rPr>
-          <w:rFonts w:ascii="Times New Roman" w:hAnsi="Times New Roman" w:cs="Times New Roman"/>
-          <w:lang w:val="tr-TR"/>
-        </w:rPr>
-        <w:t xml:space="preserve"> Farklı bileşimlerdeki nişasta filmlerinin suda şişme ve toprakta kütle kaybı yüzdeleri (Analiz ve Keşif Atölyesi 3.2.’deki hazır veri setinden)</w:t>
-      </w:r>
-    </w:p>
-    <w:p>
-      <w:pPr>
-        <w:jc w:val="both"/>
-        <w:rPr>
-          <w:rFonts w:ascii="Times New Roman" w:hAnsi="Times New Roman" w:cs="Times New Roman"/>
-          <w:lang w:val="tr-TR"/>
-        </w:rPr>
-      </w:pPr>
-      <w:r>
-        <w:rPr>
-          <w:rFonts w:ascii="Times New Roman" w:hAnsi="Times New Roman" w:cs="Times New Roman"/>
-          <w:lang w:val="tr-TR"/>
-        </w:rPr>
-        <w:t xml:space="preserve">Atölyede polimerinizin elektrik iletkenliğini de test ettiniz. Nişasta ve jelatin gibi biyopolimerler kuru hâlde elektriği iletmez. Tuz katkılı filmler nemli olduklarında iyonların hareketi sayesinde zayıf bir iletkenlik gösterebilir. Grafit gibi karbon temelli dolgular eklendiğinde ise filmin içinde elektronların ilerleyebileceği yollar oluşur. Bu tür iletken biyopolimer filmler, giyilebilir esnek sensörler ve doğada bozunabilen elektronik parçalar üzerine yapılan araştırmalarda kullanılmaktadır.</w:t>
-      </w:r>
-    </w:p>
-    <w:p>
-      <w:pPr>
-        <w:jc w:val="both"/>
-        <w:rPr>
-          <w:rFonts w:ascii="Times New Roman" w:hAnsi="Times New Roman" w:cs="Times New Roman"/>
-          <w:lang w:val="tr-TR"/>
-        </w:rPr>
-      </w:pPr>
-      <w:r>
-        <w:rPr>
-          <w:rFonts w:ascii="Times New Roman" w:hAnsi="Times New Roman" w:cs="Times New Roman"/>
-          <w:lang w:val="tr-TR"/>
-        </w:rPr>
-        <w:t xml:space="preserve">Biyopolimerlerin dayanıklılığını ve işlevini artırmak için nanometre boyutundaki dolgulardan da yararlanılır. Odun liflerinden elde edilen nanoselüloz ya da nano boyutlu kil parçacıkları biyopolimerin içine dağıtıldığında daha sağlam ve gaz geçirgenliği daha düşük filmler elde edilebilir. Nanometre boyutlu polimer parçacıkları, lifleri ya da nano boyutlu dolgu içeren polimerler genel olarak </w:t>
-      </w:r>
-      <w:r>
+        <w:t xml:space="preserve">nanopolimer</w:t>
+      </w:r>
+      <w:r>
+        <w:rPr>
+          <w:rFonts w:ascii="Times New Roman" w:hAnsi="Times New Roman" w:cs="Times New Roman"/>
+          <w:lang w:val="tr-TR"/>
+        </w:rPr>
+        <w:t xml:space="preserve"> olarak adlandırılır. Biyobozunur polimerlerden üretilen nanoparçacıklar ilacı vücutta hedef dokuya taşıyan sistemlerde de kullanılır.</w:t>
+      </w:r>
+    </w:p>
+    <w:p>
+      <w:pPr>
+        <w:jc w:val="both"/>
+        <w:rPr>
+          <w:rFonts w:ascii="Times New Roman" w:hAnsi="Times New Roman" w:cs="Times New Roman"/>
+          <w:lang w:val="tr-TR"/>
+        </w:rPr>
+      </w:pPr>
+      <w:r>
+        <w:rPr>
+          <w:rFonts w:ascii="Times New Roman" w:hAnsi="Times New Roman" w:cs="Times New Roman"/>
+          <w:lang w:val="tr-TR"/>
+        </w:rPr>
+        <w:t xml:space="preserve">Biyobozunur polimerlerin önemli bir kullanım alanı da tıptır. İnsan vücuduyla uyumlu olan ve vücutta belirli bir işlevi yerine getirmek üzere kullanılan malzemelere biyomalzeme denir. Poliglikolik asit (PGA) ve PLA gibi sentetik biyobozunur polimerlerden üretilen ameliyat iplikleri yara iyileştikçe vücutta parçalanır; bu nedenle dikişlerin alınması gerekmez. Bu polimerlerden kemik vidaları, belirli bir süre sonra vücutta bozunan damar destekleri (stentler) ve yeni dokunun üzerinde gelişeceği doku iskeleleri de üretilmektedir. Sentetik damarlarda, protezlerde, implantlarda ve şeffaf diş telleri gibi diş hekimliği malzemelerinde ise vücut sıvılarına uzun süre dayanabilen, vücutla uyumlu polimerler tercih edilir. Kitosan, aljinat ve pektin gibi biyopolimerlerden hazırlanan yenilebilir filmler meyve ve sebzelerin üzerine ince bir kaplama olarak uygulanarak gıdaların daha uzun süre saklanmasına yardımcı olabilir.</w:t>
+      </w:r>
+    </w:p>
+    <w:p>
+      <w:pPr>
+        <w:jc w:val="both"/>
+        <w:rPr>
+          <w:rFonts w:ascii="Times New Roman" w:hAnsi="Times New Roman" w:cs="Times New Roman"/>
+          <w:lang w:val="tr-TR"/>
+        </w:rPr>
+      </w:pPr>
+      <w:r>
+        <w:rPr>
+          <w:rFonts w:ascii="Times New Roman" w:hAnsi="Times New Roman" w:cs="Times New Roman"/>
+          <w:lang w:val="tr-TR"/>
+        </w:rPr>
+        <w:t xml:space="preserve">Biyobozunur polimerler yeşil kimyanın “bozunma için tasarım” ilkesinin somut bir örneğidir. Bu ilkeye göre kimyasal ürünler, işlevlerini tamamladıktan sonra çevrede kalıcı olmayacak ve zararsız maddelere dönüşecek şekilde tasarlanmalıdır. Tarımsal atıklar gibi yenilenebilir kaynaklardan elde edilen biyopolimerler ayrıca yenilenebilir ham madde kullanımı ilkesine de uygundur. Tıpta kullanılan biyobozunur malzemeler sağlıklı bireyler amacına, tek kullanımlık plastiklerin yerine geçen biyobozunur ürünler ise sorumlu üretim ve tüketim amacına katkı sağlar. Ancak biyobozunur ürünlerin de doğru toplanması ve uygun koşullarda kompostlanması gerekir; doğaya gelişigüzel atılmaları çevre sorununu çözmez.</w:t>
+      </w:r>
+    </w:p>
+    <w:p>
+      <w:pPr>
+        <w:keepNext/>
+        <w:shd w:val="clear" w:color="auto" w:fill="92D050"/>
+        <w:jc w:val="both"/>
         <w:rPr>
           <w:rFonts w:ascii="Times New Roman" w:hAnsi="Times New Roman" w:cs="Times New Roman"/>
           <w:b/>
           <w:bCs/>
           <w:lang w:val="tr-TR"/>
         </w:rPr>
-        <w:t xml:space="preserve">nanopolimer</w:t>
-      </w:r>
-      <w:r>
-        <w:rPr>
-          <w:rFonts w:ascii="Times New Roman" w:hAnsi="Times New Roman" w:cs="Times New Roman"/>
-          <w:lang w:val="tr-TR"/>
-        </w:rPr>
-        <w:t xml:space="preserve"> olarak adlandırılır. Biyobozunur polimerlerden üretilen nanoparçacıklar ilacı vücutta hedef dokuya taşıyan sistemlerde de kullanılır.</w:t>
-      </w:r>
-    </w:p>
-    <w:p>
-      <w:pPr>
-        <w:jc w:val="both"/>
-        <w:rPr>
-          <w:rFonts w:ascii="Times New Roman" w:hAnsi="Times New Roman" w:cs="Times New Roman"/>
-          <w:lang w:val="tr-TR"/>
-        </w:rPr>
-      </w:pPr>
-      <w:r>
-        <w:rPr>
-          <w:rFonts w:ascii="Times New Roman" w:hAnsi="Times New Roman" w:cs="Times New Roman"/>
-          <w:lang w:val="tr-TR"/>
-        </w:rPr>
-        <w:t xml:space="preserve">Biyobozunur polimerlerin önemli bir kullanım alanı da tıptır. İnsan vücuduyla uyumlu olan ve vücutta belirli bir işlevi yerine getirmek üzere kullanılan malzemelere biyomalzeme denir. Poliglikolik asit (PGA) ve PLA gibi sentetik biyobozunur polimerlerden üretilen ameliyat iplikleri yara iyileştikçe vücutta parçalanır; bu nedenle dikişlerin alınması gerekmez. Bu polimerlerden kemik vidaları, belirli bir süre sonra vücutta bozunan damar destekleri (stentler) ve yeni dokunun üzerinde gelişeceği doku iskeleleri de üretilmektedir. Sentetik damarlarda, protezlerde, implantlarda ve şeffaf diş telleri gibi diş hekimliği malzemelerinde ise vücut sıvılarına uzun süre dayanabilen, vücutla uyumlu polimerler tercih edilir. Kitosan, aljinat ve pektin gibi biyopolimerlerden hazırlanan yenilebilir filmler meyve ve sebzelerin üzerine ince bir kaplama olarak uygulanarak gıdaların daha uzun süre saklanmasına yardımcı olabilir.</w:t>
-      </w:r>
-    </w:p>
-    <w:p>
-      <w:pPr>
-        <w:jc w:val="both"/>
-        <w:rPr>
-          <w:rFonts w:ascii="Times New Roman" w:hAnsi="Times New Roman" w:cs="Times New Roman"/>
-          <w:lang w:val="tr-TR"/>
-        </w:rPr>
-      </w:pPr>
-      <w:r>
-        <w:rPr>
-          <w:rFonts w:ascii="Times New Roman" w:hAnsi="Times New Roman" w:cs="Times New Roman"/>
-          <w:lang w:val="tr-TR"/>
-        </w:rPr>
-        <w:t xml:space="preserve">Biyobozunur polimerler yeşil kimyanın “bozunma için tasarım” ilkesinin somut bir örneğidir. Bu ilkeye göre kimyasal ürünler, işlevlerini tamamladıktan sonra çevrede kalıcı olmayacak ve zararsız maddelere dönüşecek şekilde tasarlanmalıdır. Tarımsal atıklar gibi yenilenebilir kaynaklardan elde edilen biyopolimerler ayrıca yenilenebilir ham madde kullanımı ilkesine de uygundur. Tıpta kullanılan biyobozunur malzemeler sağlıklı bireyler amacına, tek kullanımlık plastiklerin yerine geçen biyobozunur ürünler ise sorumlu üretim ve tüketim amacına katkı sağlar. Ancak biyobozunur ürünlerin de doğru toplanması ve uygun koşullarda kompostlanması gerekir; doğaya gelişigüzel atılmaları çevre sorununu çözmez.</w:t>
-      </w:r>
-    </w:p>
-    <w:p>
-      <w:pPr>
-        <w:keepNext/>
-        <w:shd w:val="clear" w:color="auto" w:fill="92D050"/>
-        <w:jc w:val="both"/>
+      </w:pPr>
+      <w:r>
         <w:rPr>
           <w:rFonts w:ascii="Times New Roman" w:hAnsi="Times New Roman" w:cs="Times New Roman"/>
           <w:b/>
           <w:bCs/>
           <w:lang w:val="tr-TR"/>
         </w:rPr>
+        <w:t xml:space="preserve">Örnek-Çözüm Atölyesi 3.4.</w:t>
+      </w:r>
+    </w:p>
+    <w:p>
+      <w:pPr>
+        <w:jc w:val="both"/>
+        <w:rPr>
+          <w:rFonts w:ascii="Times New Roman" w:hAnsi="Times New Roman" w:cs="Times New Roman"/>
+          <w:lang w:val="tr-TR"/>
+        </w:rPr>
+      </w:pPr>
+      <w:r>
+        <w:rPr>
+          <w:rFonts w:ascii="Times New Roman" w:hAnsi="Times New Roman" w:cs="Times New Roman"/>
+          <w:lang w:val="tr-TR"/>
+        </w:rPr>
+        <w:t xml:space="preserve">Kuru kütlesi 1,50 g olan bir pektin filmi 30 dakika suda bekletildikten sonra yüzeyi kurulanıp tartıldığında kütlesinin 2,13 g olduğu belirleniyor. Filmin şişme yüzdesini hesaplayınız.</w:t>
+      </w:r>
+    </w:p>
+    <w:p>
+      <w:pPr>
+        <w:jc w:val="both"/>
+        <w:rPr>
+          <w:rFonts w:ascii="Times New Roman" w:hAnsi="Times New Roman" w:cs="Times New Roman"/>
+          <w:lang w:val="tr-TR"/>
+        </w:rPr>
       </w:pPr>
       <w:r>
         <w:rPr>
@@ -5152,40 +5364,6 @@
           <w:bCs/>
           <w:lang w:val="tr-TR"/>
         </w:rPr>
-        <w:t xml:space="preserve">Örnek-Çözüm Atölyesi 3.4.</w:t>
-      </w:r>
-    </w:p>
-    <w:p>
-      <w:pPr>
-        <w:jc w:val="both"/>
-        <w:rPr>
-          <w:rFonts w:ascii="Times New Roman" w:hAnsi="Times New Roman" w:cs="Times New Roman"/>
-          <w:lang w:val="tr-TR"/>
-        </w:rPr>
-      </w:pPr>
-      <w:r>
-        <w:rPr>
-          <w:rFonts w:ascii="Times New Roman" w:hAnsi="Times New Roman" w:cs="Times New Roman"/>
-          <w:lang w:val="tr-TR"/>
-        </w:rPr>
-        <w:t xml:space="preserve">Kuru kütlesi 1,20 g olan bir nişasta filmi 1 saat suda bekletildikten sonra yüzeyi kurulanıp tartıldığında kütlesinin 1,92 g olduğu belirleniyor. Filmin şişme yüzdesini hesaplayınız.</w:t>
-      </w:r>
-    </w:p>
-    <w:p>
-      <w:pPr>
-        <w:jc w:val="both"/>
-        <w:rPr>
-          <w:rFonts w:ascii="Times New Roman" w:hAnsi="Times New Roman" w:cs="Times New Roman"/>
-          <w:lang w:val="tr-TR"/>
-        </w:rPr>
-      </w:pPr>
-      <w:r>
-        <w:rPr>
-          <w:rFonts w:ascii="Times New Roman" w:hAnsi="Times New Roman" w:cs="Times New Roman"/>
-          <w:b/>
-          <w:bCs/>
-          <w:lang w:val="tr-TR"/>
-        </w:rPr>
         <w:t xml:space="preserve">Çözüm:</w:t>
       </w:r>
     </w:p>
@@ -5202,7 +5380,7 @@
           <w:rFonts w:ascii="Times New Roman" w:hAnsi="Times New Roman" w:cs="Times New Roman"/>
           <w:lang w:val="tr-TR"/>
         </w:rPr>
-        <w:t xml:space="preserve">Şişme (%) = [(1,92 g − 1,20 g) / 1,20 g] · 100 = (0,72 / 1,20) · 100 = %60</w:t>
+        <w:t xml:space="preserve">Şişme (%) = [(2,13 g − 1,50 g) / 1,50 g] · 100 = (0,63 / 1,50) · 100 = %42</w:t>
       </w:r>
     </w:p>
     <w:p>
@@ -5326,7 +5504,7 @@
           <w:rFonts w:ascii="Times New Roman" w:hAnsi="Times New Roman" w:cs="Times New Roman"/>
           <w:lang w:val="tr-TR"/>
         </w:rPr>
-        <w:t xml:space="preserve">Kütlesi 2,00 g olan bir biyoplastik parçası 4 hafta toprağa gömülüyor. Topraktan çıkarılıp temizlenen ve kurutulan parçanın kütlesi 0,90 g olarak ölçülüyor. Parçanın kütle kaybı yüzdesini hesaplayınız.</w:t>
+        <w:t xml:space="preserve">Kütlesi 3,20 g olan jelatin-nişasta karışımından hazırlanmış bir biyoplastik parçası 3 hafta kompost toprağına gömülüyor. Topraktan çıkarılıp temizlenen ve kurutulan parçanın kütlesi 2,24 g olarak ölçülüyor. Parçanın kütle kaybı yüzdesini hesaplayınız.</w:t>
       </w:r>
     </w:p>
     <w:p>
@@ -5360,7 +5538,7 @@
           <w:rFonts w:ascii="Times New Roman" w:hAnsi="Times New Roman" w:cs="Times New Roman"/>
           <w:lang w:val="tr-TR"/>
         </w:rPr>
-        <w:t xml:space="preserve">Kütle kaybı (%) = [(2,00 g − 0,90 g) / 2,00 g] · 100 = (1,10 / 2,00) · 100 = %55</w:t>
+        <w:t xml:space="preserve">Kütle kaybı (%) = [(3,20 g − 2,24 g) / 3,20 g] · 100 = (0,96 / 3,20) · 100 = %30</w:t>
       </w:r>
     </w:p>
     <w:p>
@@ -5484,7 +5662,79 @@
           <w:rFonts w:ascii="Times New Roman" w:hAnsi="Times New Roman" w:cs="Times New Roman"/>
           <w:lang w:val="tr-TR"/>
         </w:rPr>
-        <w:t xml:space="preserve">Bir fidancı fidelerin içinde satılacağı ve fideyle birlikte toprağa dikilebilecek bir kap istemektedir. Kap, sulama sırasında birkaç gün dağılmamalı, taşınırken kırılmamalı ve toprakta birkaç ay içinde bozunmalıdır. Analiz ve Keşif Atölyesi 3.2.’deki hazır veri setini kullanarak bu kap için uygun bileşimi karar verme basamaklarıyla belirleyiniz.</w:t>
+        <w:t xml:space="preserve">Bir fidancı fidelerin içinde satılacağı ve fideyle birlikte toprağa dikilebilecek bir kap istemektedir. Kap, sulama sırasında birkaç gün dağılmamalı, taşınırken kırılmamalı ve toprakta birkaç ay içinde bozunmalıdır. Bir öğrenci grubu patates nişastasıyla hazırladığı üç farklı kabı test ederek aşağıdaki sonuçları elde etmiştir. Bu sonuçları kullanarak kap için uygun bileşimi karar verme basamaklarıyla belirleyiniz.</w:t>
+      </w:r>
+    </w:p>
+    <w:p>
+      <w:pPr>
+        <w:jc w:val="both"/>
+        <w:rPr>
+          <w:rFonts w:ascii="Times New Roman" w:hAnsi="Times New Roman" w:cs="Times New Roman"/>
+          <w:lang w:val="tr-TR"/>
+        </w:rPr>
+      </w:pPr>
+      <w:r>
+        <w:rPr>
+          <w:b/>
+          <w:rFonts w:ascii="Times New Roman" w:hAnsi="Times New Roman" w:cs="Times New Roman"/>
+          <w:lang w:val="tr-TR"/>
+        </w:rPr>
+        <w:t xml:space="preserve">K1 (gliserinsiz, 3 g kabuk tozu katkılı):</w:t>
+      </w:r>
+      <w:r>
+        <w:rPr>
+          <w:rFonts w:ascii="Times New Roman" w:hAnsi="Times New Roman" w:cs="Times New Roman"/>
+          <w:lang w:val="tr-TR"/>
+        </w:rPr>
+        <w:t xml:space="preserve"> Sert; 50 cm yükseklikten düşürüldüğünde kırılıyor. Suda 5 günden uzun süre dağılmıyor. 8 haftada toprakta kütle kaybı %40.</w:t>
+      </w:r>
+    </w:p>
+    <w:p>
+      <w:pPr>
+        <w:jc w:val="both"/>
+        <w:rPr>
+          <w:rFonts w:ascii="Times New Roman" w:hAnsi="Times New Roman" w:cs="Times New Roman"/>
+          <w:lang w:val="tr-TR"/>
+        </w:rPr>
+      </w:pPr>
+      <w:r>
+        <w:rPr>
+          <w:b/>
+          <w:rFonts w:ascii="Times New Roman" w:hAnsi="Times New Roman" w:cs="Times New Roman"/>
+          <w:lang w:val="tr-TR"/>
+        </w:rPr>
+        <w:t xml:space="preserve">K2 (1 mL gliserin, 3 g kabuk tozu katkılı):</w:t>
+      </w:r>
+      <w:r>
+        <w:rPr>
+          <w:rFonts w:ascii="Times New Roman" w:hAnsi="Times New Roman" w:cs="Times New Roman"/>
+          <w:lang w:val="tr-TR"/>
+        </w:rPr>
+        <w:t xml:space="preserve"> Sert ancak darbeye dayanıklı; düşürüldüğünde kırılmıyor. Suda yaklaşık 4 gün dağılmıyor. 8 haftada toprakta kütle kaybı %60.</w:t>
+      </w:r>
+    </w:p>
+    <w:p>
+      <w:pPr>
+        <w:jc w:val="both"/>
+        <w:rPr>
+          <w:rFonts w:ascii="Times New Roman" w:hAnsi="Times New Roman" w:cs="Times New Roman"/>
+          <w:lang w:val="tr-TR"/>
+        </w:rPr>
+      </w:pPr>
+      <w:r>
+        <w:rPr>
+          <w:b/>
+          <w:rFonts w:ascii="Times New Roman" w:hAnsi="Times New Roman" w:cs="Times New Roman"/>
+          <w:lang w:val="tr-TR"/>
+        </w:rPr>
+        <w:t xml:space="preserve">K3 (4 mL gliserin, katkısız):</w:t>
+      </w:r>
+      <w:r>
+        <w:rPr>
+          <w:rFonts w:ascii="Times New Roman" w:hAnsi="Times New Roman" w:cs="Times New Roman"/>
+          <w:lang w:val="tr-TR"/>
+        </w:rPr>
+        <w:t xml:space="preserve"> Esnek ve yumuşak; düşürüldüğünde kırılmıyor. Suda yaklaşık 1 günde dağılıyor. 8 haftada toprakta kütle kaybı %75.</w:t>
       </w:r>
     </w:p>
     <w:p>
@@ -5552,7 +5802,7 @@
           <w:rFonts w:ascii="Times New Roman" w:hAnsi="Times New Roman" w:cs="Times New Roman"/>
           <w:lang w:val="tr-TR"/>
         </w:rPr>
-        <w:t xml:space="preserve"> Analiz ve Keşif Atölyesi 3.2.’deki hazır veri setine göre gliserin oranı arttıkça esneklik ve suda şişme artar, suda dağılma süresi kısalır. Kâğıt lifi katkısı filmi güçlendirir ve suda dağılma süresini uzatır.</w:t>
+        <w:t xml:space="preserve"> Test sonuçlarına göre gliserin kabı darbeye karşı dayanıklı hâle getirir ancak suda dağılma süresini kısaltır; kabuk tozu katkısı kabı güçlendirir ve suda dağılmayı geciktirir.</w:t>
       </w:r>
     </w:p>
     <w:p>
@@ -5577,7 +5827,7 @@
           <w:rFonts w:ascii="Times New Roman" w:hAnsi="Times New Roman" w:cs="Times New Roman"/>
           <w:lang w:val="tr-TR"/>
         </w:rPr>
-        <w:t xml:space="preserve"> F1, F2, F3, F4.</w:t>
+        <w:t xml:space="preserve"> K1, K2, K3.</w:t>
       </w:r>
     </w:p>
     <w:p>
@@ -5602,7 +5852,7 @@
           <w:rFonts w:ascii="Times New Roman" w:hAnsi="Times New Roman" w:cs="Times New Roman"/>
           <w:lang w:val="tr-TR"/>
         </w:rPr>
-        <w:t xml:space="preserve"> F1 suda en geç dağılır ancak kırılgandır; taşıma sırasında kırılabilir. F3 çok esnektir ancak yaklaşık 8 saatte dağıldığı için sulamaya dayanamaz. F2 yaklaşık 24 saatte dağılır. F4 kırılmadan 12 kez katlanabilir, en uzun süre dağılmadan kalan esnek filmdir ve 4 haftada kütlesinin yarısını kaybederek toprakta bozunur.</w:t>
+        <w:t xml:space="preserve"> K1 suda en uzun süre dağılmadan kalır ancak kırılgandır; taşıma sırasında kırılabilir. K3 kırılmaz ancak suda yaklaşık 1 günde dağıldığı için sulamaya dayanamaz. K2 darbeye dayanıklıdır, suda yaklaşık 4 gün dağılmaz ve 8 haftada kütlesinin %60’ını kaybederek toprakta bozunur.</w:t>
       </w:r>
     </w:p>
     <w:p>
@@ -5627,7 +5877,7 @@
           <w:rFonts w:ascii="Times New Roman" w:hAnsi="Times New Roman" w:cs="Times New Roman"/>
           <w:lang w:val="tr-TR"/>
         </w:rPr>
-        <w:t xml:space="preserve"> F4 bileşimi (2 mL gliserin ve kâğıt lifi katkılı) seçilir.</w:t>
+        <w:t xml:space="preserve"> K2 bileşimi (1 mL gliserin ve 3 g kabuk tozu katkılı) seçilir.</w:t>
       </w:r>
     </w:p>
     <w:p>
@@ -5652,7 +5902,7 @@
           <w:rFonts w:ascii="Times New Roman" w:hAnsi="Times New Roman" w:cs="Times New Roman"/>
           <w:lang w:val="tr-TR"/>
         </w:rPr>
-        <w:t xml:space="preserve"> F4 de suda 30 saat civarında dağıldığı için birkaç günlük sulamaya tam olarak dayanmayabilir. Lif miktarı artırılarak ya da kabın et kalınlığı artırılarak yeniden denenmesi ve sonuçların karşılaştırılması gerekir.</w:t>
+        <w:t xml:space="preserve"> K2 suda yaklaşık 4 gün dağılmadan kalmaktadır. Fideler daha uzun süre satışta bekleyecekse kabuk tozu miktarı ya da kabın et kalınlığı artırılarak kap yeniden denenmeli, bu değişikliğin toprakta bozunmayı ne kadar yavaşlattığı da ölçülmelidir.</w:t>
       </w:r>
     </w:p>
     <w:p>
@@ -6397,7 +6647,7 @@
           <w:rFonts w:ascii="Times New Roman" w:hAnsi="Times New Roman" w:cs="Times New Roman"/>
           <w:lang w:val="tr-TR"/>
         </w:rPr>
-        <w:t xml:space="preserve">4. Bir öğrenci meyve sarmak için kullanacağı esnek, saydam ve kırılmayan bir biyoplastik film elde etmek istiyor. Analiz ve Keşif Atölyesi 3.2.’deki hazır veri setini kullanarak öğrenciye hangi bileşimi önerirsiniz? Önerinizi mantıksal denetleme yaparak gerekçelendiriniz.</w:t>
+        <w:t xml:space="preserve">4. Bir öğrenci meyve sarmak için kullanacağı esnek, saydam ve kırılmayan bir biyoplastik film elde etmek istiyor. Öğrencinin patates nişastasıyla hazırladığı filmlerin özellikleri şöyledir: A filmi (gliserinsiz) sert, kırılgan ve hafif bulanık; B filmi (3 mL gliserin) saydam, esnek ve kırılmadan 10 kez katlanabiliyor; C filmi (7 mL gliserin) çok esnek ancak yapışkan ve suda birkaç saatte dağılıyor; D filmi (3 mL gliserin ve 1 g kabuk tozu) esnek ve dayanıklı ancak opak. Öğrenciye hangi filmi önerirsiniz? Önerinizi mantıksal denetleme yaparak gerekçelendiriniz.</w:t>
       </w:r>
     </w:p>
     <w:p>
@@ -6938,7 +7188,7 @@
           <w:highlight w:val="yellow"/>
           <w:lang w:val="tr-TR"/>
         </w:rPr>
-        <w:t xml:space="preserve">Analiz ve Keşif Atölyesi 3.2.’deki hazır veri setinde ve Grafik A’daki değerler, nişasta-gliserin filmleri için literatürde bildirilen eğilimlerle uyumlu olacak şekilde tarafımızca hazırlanmış öğretim amaçlı verilerdir.</w:t>
+        <w:t xml:space="preserve">Analiz ve Keşif Atölyesi 3.2.’deki hazır veri setindeki, Grafik A’daki, Örnek-Çözüm Atölyesi 3.6.’daki ve Sıra Sizde 3.2.’nin 4. sorusundaki değerler, nişasta-gliserin ve kitosan-gliserin filmleri için literatürde bildirilen eğilimlerle uyumlu olacak şekilde tarafımızca hazırlanmış öğretim amaçlı verilerdir.</w:t>
       </w:r>
     </w:p>
     <w:sectPr>

--- a/Kim12-3-2-Biyobozunur-Polimerler.docx
+++ b/Kim12-3-2-Biyobozunur-Polimerler.docx
@@ -312,7 +312,7 @@
           <w:highlight w:val="yellow"/>
           <w:lang w:val="tr-TR"/>
         </w:rPr>
-        <w:t xml:space="preserve">Güvenlik uyarıları Kimya9/10 kitabından alınsın; önlük, gözlük, eldiven uyarıları eklensin. Ek uyarılar: Isıtıcıda ısıtılan karışım yapışkan ve çok sıcaktır, sıçrayarak yanığa neden olabilir; karıştırma uzun saplı bir kaşıkla yapılmalı, kap ısıya dayanıklı eldivenle tutulmalıdır. Elde edilen biyoplastikler laboratuvarda hazırlandığı için tadına bakılmamalıdır.</w:t>
+        <w:t xml:space="preserve">Etkinlik başlığının yanına Kimya10 kitabındaki “Temel Uyarı ve Güvenlik İşaretleri” sayfasından şu işaretler konulsun: GÖZLÜK KULLAN, ELDİVEN GİY, KORUYUCU ELBİSE GİY, SICAK CİSİM UYARISI, KIRILABİLİR CAM UYARISI. Ek uyarılar: Isıtıcıda ısıtılan karışım yapışkan ve çok sıcaktır, sıçrayarak yanığa neden olabilir; karıştırma uzun saplı bir kaşıkla yapılmalı, kap ısıya dayanıklı eldivenle tutulmalıdır. Elde edilen biyoplastikler laboratuvarda hazırlandığı için tadına bakılmamalıdır.</w:t>
       </w:r>
     </w:p>
     <w:p>

--- a/Kim12-3-2-Biyobozunur-Polimerler.docx
+++ b/Kim12-3-2-Biyobozunur-Polimerler.docx
@@ -1184,114 +1184,114 @@
           <w:rFonts w:ascii="Times New Roman" w:hAnsi="Times New Roman" w:cs="Times New Roman"/>
           <w:lang w:val="tr-TR"/>
         </w:rPr>
-        <w:t xml:space="preserve">Öğretmeninizin nişastadan biyoplastik elde etme gösterisini izleyiniz ve deneyin aşamalarını not ediniz.</w:t>
-      </w:r>
-    </w:p>
-    <w:tbl>
-      <w:tblPr>
-        <w:tblW w:w="9000" w:type="dxa"/>
-        <w:jc w:val="center"/>
-        <w:tblBorders>
-          <w:top w:val="single" w:sz="8" w:space="0" w:color="7F7F7F"/>
-          <w:left w:val="single" w:sz="8" w:space="0" w:color="7F7F7F"/>
-          <w:bottom w:val="single" w:sz="8" w:space="0" w:color="7F7F7F"/>
-          <w:right w:val="single" w:sz="8" w:space="0" w:color="7F7F7F"/>
-        </w:tblBorders>
-      </w:tblPr>
-      <w:tblGrid>
-        <w:gridCol w:w="9000"/>
-      </w:tblGrid>
-      <w:tr>
-        <w:tc>
-          <w:tcPr>
-            <w:tcW w:w="9000" w:type="dxa"/>
-            <w:shd w:val="clear" w:color="auto" w:fill="E2EFDA"/>
-          </w:tcPr>
-          <w:p>
-            <w:pPr>
-              <w:jc w:val="both"/>
-              <w:rPr>
-                <w:rFonts w:ascii="Times New Roman" w:hAnsi="Times New Roman" w:cs="Times New Roman"/>
-                <w:lang w:val="tr-TR"/>
-              </w:rPr>
-            </w:pPr>
-            <w:r>
-              <w:rPr>
-                <w:rFonts w:ascii="Times New Roman" w:hAnsi="Times New Roman" w:cs="Times New Roman"/>
-                <w:b/>
-                <w:bCs/>
-                <w:lang w:val="tr-TR"/>
-              </w:rPr>
-              <w:t xml:space="preserve">Deney önerisi (öğretmen gösterisi)</w:t>
-            </w:r>
-          </w:p>
-          <w:p>
-            <w:pPr>
-              <w:jc w:val="both"/>
-              <w:rPr>
-                <w:rFonts w:ascii="Times New Roman" w:hAnsi="Times New Roman" w:cs="Times New Roman"/>
-                <w:lang w:val="tr-TR"/>
-              </w:rPr>
-            </w:pPr>
-            <w:r>
-              <w:rPr>
-                <w:rFonts w:ascii="Times New Roman" w:hAnsi="Times New Roman" w:cs="Times New Roman"/>
-                <w:lang w:val="tr-TR"/>
-              </w:rPr>
-              <w:t xml:space="preserve">• Bir behere 10 g mısır nişastası, 60 mL su, 5 mL sirke ve 2 mL gliserin koyup karıştırınız.</w:t>
-            </w:r>
-          </w:p>
-          <w:p>
-            <w:pPr>
-              <w:jc w:val="both"/>
-              <w:rPr>
-                <w:rFonts w:ascii="Times New Roman" w:hAnsi="Times New Roman" w:cs="Times New Roman"/>
-                <w:lang w:val="tr-TR"/>
-              </w:rPr>
-            </w:pPr>
-            <w:r>
-              <w:rPr>
-                <w:rFonts w:ascii="Times New Roman" w:hAnsi="Times New Roman" w:cs="Times New Roman"/>
-                <w:lang w:val="tr-TR"/>
-              </w:rPr>
-              <w:t xml:space="preserve">• Karışımı ısıtıcıda sürekli karıştırarak ısıtınız. Karışım önce bulanık ve akışkanken bir süre sonra saydamlaşıp koyu bir jele dönüşür.</w:t>
-            </w:r>
-          </w:p>
-          <w:p>
-            <w:pPr>
-              <w:jc w:val="both"/>
-              <w:rPr>
-                <w:rFonts w:ascii="Times New Roman" w:hAnsi="Times New Roman" w:cs="Times New Roman"/>
-                <w:lang w:val="tr-TR"/>
-              </w:rPr>
-            </w:pPr>
-            <w:r>
-              <w:rPr>
-                <w:rFonts w:ascii="Times New Roman" w:hAnsi="Times New Roman" w:cs="Times New Roman"/>
-                <w:lang w:val="tr-TR"/>
-              </w:rPr>
-              <w:t xml:space="preserve">• Jel kıvamına gelen karışımı ısıtıcıdan alınız; isterseniz birkaç damla gıda boyası ekleyiniz.</w:t>
-            </w:r>
-          </w:p>
-          <w:p>
-            <w:pPr>
-              <w:jc w:val="both"/>
-              <w:rPr>
-                <w:rFonts w:ascii="Times New Roman" w:hAnsi="Times New Roman" w:cs="Times New Roman"/>
-                <w:lang w:val="tr-TR"/>
-              </w:rPr>
-            </w:pPr>
-            <w:r>
-              <w:rPr>
-                <w:rFonts w:ascii="Times New Roman" w:hAnsi="Times New Roman" w:cs="Times New Roman"/>
-                <w:lang w:val="tr-TR"/>
-              </w:rPr>
-              <w:t xml:space="preserve">• Karışımı yağlı kâğıt serili bir tepsiye ya da Petri kabına ince bir tabaka hâlinde dökünüz. Oda sıcaklığında 1-2 gün kurumaya bırakınız.</w:t>
-            </w:r>
-          </w:p>
-        </w:tc>
-      </w:tr>
-    </w:tbl>
+        <w:t xml:space="preserve">Öğretmeninizin aşağıdaki basamaklarla yapacağı nişastadan biyoplastik elde etme gösterisini izleyiniz ve her basamakta gözlediğiniz değişimleri not ediniz.</w:t>
+      </w:r>
+    </w:p>
+    <w:p>
+      <w:pPr>
+        <w:jc w:val="both"/>
+        <w:rPr>
+          <w:rFonts w:ascii="Times New Roman" w:hAnsi="Times New Roman" w:cs="Times New Roman"/>
+          <w:lang w:val="tr-TR"/>
+        </w:rPr>
+      </w:pPr>
+      <w:r>
+        <w:rPr>
+          <w:b/>
+          <w:rFonts w:ascii="Times New Roman" w:hAnsi="Times New Roman" w:cs="Times New Roman"/>
+          <w:lang w:val="tr-TR"/>
+        </w:rPr>
+        <w:t xml:space="preserve">Gerekli Malzemeler:</w:t>
+      </w:r>
+      <w:r>
+        <w:rPr>
+          <w:rFonts w:ascii="Times New Roman" w:hAnsi="Times New Roman" w:cs="Times New Roman"/>
+          <w:lang w:val="tr-TR"/>
+        </w:rPr>
+        <w:t xml:space="preserve"> 10 g mısır nişastası, 60 mL su, 5 mL sirke, 2 mL gliserin, beher, ısıtıcı, karıştırma kaşığı, yağlı kâğıt serili tepsi ya da Petri kabı, isteğe bağlı gıda boyası.</w:t>
+      </w:r>
+    </w:p>
+    <w:p>
+      <w:pPr>
+        <w:jc w:val="both"/>
+        <w:rPr>
+          <w:rFonts w:ascii="Times New Roman" w:hAnsi="Times New Roman" w:cs="Times New Roman"/>
+          <w:lang w:val="tr-TR"/>
+        </w:rPr>
+      </w:pPr>
+      <w:r>
+        <w:rPr>
+          <w:b/>
+          <w:rFonts w:ascii="Times New Roman" w:hAnsi="Times New Roman" w:cs="Times New Roman"/>
+          <w:lang w:val="tr-TR"/>
+        </w:rPr>
+        <w:t xml:space="preserve">Deney Basamakları:</w:t>
+      </w:r>
+    </w:p>
+    <w:p>
+      <w:pPr>
+        <w:jc w:val="both"/>
+        <w:rPr>
+          <w:rFonts w:ascii="Times New Roman" w:hAnsi="Times New Roman" w:cs="Times New Roman"/>
+          <w:lang w:val="tr-TR"/>
+        </w:rPr>
+      </w:pPr>
+      <w:r>
+        <w:rPr>
+          <w:rFonts w:ascii="Times New Roman" w:hAnsi="Times New Roman" w:cs="Times New Roman"/>
+          <w:lang w:val="tr-TR"/>
+        </w:rPr>
+        <w:t xml:space="preserve">1. Bir behere nişastayı, suyu, sirkeyi ve gliserini koyup karıştırınız.</w:t>
+      </w:r>
+    </w:p>
+    <w:p>
+      <w:pPr>
+        <w:jc w:val="both"/>
+        <w:rPr>
+          <w:rFonts w:ascii="Times New Roman" w:hAnsi="Times New Roman" w:cs="Times New Roman"/>
+          <w:lang w:val="tr-TR"/>
+        </w:rPr>
+      </w:pPr>
+      <w:r>
+        <w:rPr>
+          <w:rFonts w:ascii="Times New Roman" w:hAnsi="Times New Roman" w:cs="Times New Roman"/>
+          <w:lang w:val="tr-TR"/>
+        </w:rPr>
+        <w:t xml:space="preserve">2. Karışımı ısıtıcıda sürekli karıştırarak ısıtınız. Karışım önce bulanık ve akışkanken bir süre sonra saydamlaşıp koyu bir jele dönüşür.</w:t>
+      </w:r>
+    </w:p>
+    <w:p>
+      <w:pPr>
+        <w:jc w:val="both"/>
+        <w:rPr>
+          <w:rFonts w:ascii="Times New Roman" w:hAnsi="Times New Roman" w:cs="Times New Roman"/>
+          <w:lang w:val="tr-TR"/>
+        </w:rPr>
+      </w:pPr>
+      <w:r>
+        <w:rPr>
+          <w:rFonts w:ascii="Times New Roman" w:hAnsi="Times New Roman" w:cs="Times New Roman"/>
+          <w:lang w:val="tr-TR"/>
+        </w:rPr>
+        <w:t xml:space="preserve">3. Jel kıvamına gelen karışımı ısıtıcıdan alınız; isterseniz birkaç damla gıda boyası ekleyiniz.</w:t>
+      </w:r>
+    </w:p>
+    <w:p>
+      <w:pPr>
+        <w:jc w:val="both"/>
+        <w:rPr>
+          <w:rFonts w:ascii="Times New Roman" w:hAnsi="Times New Roman" w:cs="Times New Roman"/>
+          <w:lang w:val="tr-TR"/>
+        </w:rPr>
+      </w:pPr>
+      <w:r>
+        <w:rPr>
+          <w:rFonts w:ascii="Times New Roman" w:hAnsi="Times New Roman" w:cs="Times New Roman"/>
+          <w:lang w:val="tr-TR"/>
+        </w:rPr>
+        <w:t xml:space="preserve">4. Karışımı yağlı kâğıt serili bir tepsiye ya da Petri kabına ince bir tabaka hâlinde dökünüz. Oda sıcaklığında 1-2 gün kurumaya bırakınız.</w:t>
+      </w:r>
+    </w:p>
     <w:p>
       <w:pPr>
         <w:jc w:val="both"/>

--- a/Kim12-3-2-Biyobozunur-Polimerler.docx
+++ b/Kim12-3-2-Biyobozunur-Polimerler.docx
@@ -36,7 +36,7 @@
           <w:rFonts w:ascii="Times New Roman" w:hAnsi="Times New Roman" w:cs="Times New Roman"/>
           <w:lang w:val="tr-TR"/>
         </w:rPr>
-        <w:t xml:space="preserve">Bir portakal ya da mandalina soyduğunuzda kabuğun iç yüzünde beyaz, süngerimsi bir tabaka görürsünüz (Görsel A). Bu tabakada bulunan pektin, reçel ve marmelatların kıvam kazanmasını sağlayan bir maddedir. Markette aldığınız bazı çatal-bıçak takımlarının, bardakların ya da poşetlerin üzerinde ise “kompostlanabilir” ya da “doğada çözünür” gibi ifadeler yer alır (Görsel B). Bir muz kabuğu toprakta birkaç hafta içinde çürüyüp kaybolurken sıradan bir plastik poşet uzun yıllar boyunca neredeyse hiç değişmeden kalabilir. Peki, meyve kabuklarından, nişastadan ya da jelatinden plastik gibi kullanılabilen bir malzeme üretilebilir mi? Esnek bir ambalaj filmi, sert bir fide kabı ya da suda kısa sürede dağılan bir tohum bandı elde etmek için hangi bileşenleri seçmek gerekir? Bir etkinlik yaparak keşfediniz. Analiz ve Keşif Atölyesi 3.2.’de karar vereceksiniz: Elde etmek istediğiniz biyobozunur polimer için bir amaç belirleyecek, bu amaca uygun bilgi toplayacak, bileşenler için seçenekler oluşturacak, seçeneklerinizi mantıksal olarak denetleyecek, seçiminizi yapıp polimerinizi elde edecek ve ulaştığınız sonuç üzerinde yansıtma yapacaksınız. Bu süreçte araştırmacı ve çalışkan bir tutumla güvenilir bilgiye ulaşacak, işler planladığınız gibi gitmediğinde farklı seçenekler deneyerek esneklik gösterecek ve kendi öğrenme sürecinizi düzenleyeceksiniz.</w:t>
+        <w:t xml:space="preserve">Bir portakal ya da mandalina soyduğunuzda kabuğun iç yüzünde beyaz, süngerimsi bir tabaka görürsünüz (Görsel A). Bu tabakada bulunan pektin, reçel ve marmelatların kıvam kazanmasını sağlayan bir maddedir. Markette aldığınız bazı çatal-bıçak takımlarının, bardakların ya da poşetlerin üzerinde ise “kompostlanabilir” ya da “doğada çözünür” gibi ifadeler yer alır (Görsel B). Bir muz kabuğu toprakta birkaç hafta içinde çürüyüp kaybolurken sıradan bir plastik poşet uzun yıllar boyunca neredeyse hiç değişmeden kalabilir. Peki, meyve kabuklarından, nişastadan ya da jelatinden plastik gibi kullanılabilen bir malzeme üretilebilir mi? Esnek bir ambalaj filmi, sert bir fide kabı ya da suda kısa sürede dağılan bir tohum bandı elde etmek için hangi bileşenleri seçmek gerekir? Bu soruların cevabını bir etkinlik yaparak keşfediniz. Analiz ve Keşif Atölyesi 3.2.’de karar vereceksiniz: Elde etmek istediğiniz biyobozunur polimer için bir amaç belirleyecek, bu amaca uygun bilgi toplayacak, bileşenler için seçenekler oluşturacak, seçeneklerinizi mantıksal olarak denetleyecek, seçiminizi yapıp polimerinizi elde edecek ve ulaştığınız sonuç üzerinde yansıtma yapacaksınız. Bu süreçte araştırmacı ve çalışkan bir tutumla güvenilir bilgiye ulaşacak, işler planladığınız gibi gitmediğinde farklı seçenekler deneyerek esneklik gösterecek ve kendi öğrenme sürecinizi düzenleyeceksiniz.</w:t>
       </w:r>
     </w:p>
     <w:tbl>

--- a/Kim12-3-2-Biyobozunur-Polimerler.docx
+++ b/Kim12-3-2-Biyobozunur-Polimerler.docx
@@ -5173,7 +5173,7 @@
       <w:r>
         <w:drawing>
           <wp:inline distT="0" distB="0" distL="0" distR="0">
-            <wp:extent cx="5040000" cy="2474181"/>
+            <wp:extent cx="5013970" cy="2462788"/>
             <wp:docPr id="900004" name="Grafik 900004" descr="Kitosan filmlerinde gliserin oranının etkisi grafiği"/>
             <wp:cNvGraphicFramePr>
               <a:graphicFrameLocks noChangeAspect="1"/>
@@ -5194,7 +5194,7 @@
                   <pic:spPr>
                     <a:xfrm>
                       <a:off x="0" y="0"/>
-                      <a:ext cx="5040000" cy="2474181"/>
+                      <a:ext cx="5013970" cy="2462788"/>
                     </a:xfrm>
                     <a:prstGeom prst="rect">
                       <a:avLst/>

--- a/Kim12-3-2-Biyobozunur-Polimerler.docx
+++ b/Kim12-3-2-Biyobozunur-Polimerler.docx
@@ -39,99 +39,73 @@
         <w:t xml:space="preserve">Bir portakal ya da mandalina soyduğunuzda kabuğun iç yüzünde beyaz, süngerimsi bir tabaka görürsünüz (Görsel A). Bu tabakada bulunan pektin, reçel ve marmelatların kıvam kazanmasını sağlayan bir maddedir. Markette aldığınız bazı çatal-bıçak takımlarının, bardakların ya da poşetlerin üzerinde ise “kompostlanabilir” ya da “doğada çözünür” gibi ifadeler yer alır (Görsel B). Bir muz kabuğu toprakta birkaç hafta içinde çürüyüp kaybolurken sıradan bir plastik poşet uzun yıllar boyunca neredeyse hiç değişmeden kalabilir. Peki, meyve kabuklarından, nişastadan ya da jelatinden plastik gibi kullanılabilen bir malzeme üretilebilir mi? Esnek bir ambalaj filmi, sert bir fide kabı ya da suda kısa sürede dağılan bir tohum bandı elde etmek için hangi bileşenleri seçmek gerekir? Bu soruların cevabını bir etkinlik yaparak keşfediniz. Analiz ve Keşif Atölyesi 3.2.’de karar vereceksiniz: Elde etmek istediğiniz biyobozunur polimer için bir amaç belirleyecek, bu amaca uygun bilgi toplayacak, bileşenler için seçenekler oluşturacak, seçeneklerinizi mantıksal olarak denetleyecek, seçiminizi yapıp polimerinizi elde edecek ve ulaştığınız sonuç üzerinde yansıtma yapacaksınız. Bu süreçte araştırmacı ve çalışkan bir tutumla güvenilir bilgiye ulaşacak, işler planladığınız gibi gitmediğinde farklı seçenekler deneyerek esneklik gösterecek ve kendi öğrenme sürecinizi düzenleyeceksiniz.</w:t>
       </w:r>
     </w:p>
-    <w:tbl>
-      <w:tblPr>
-        <w:tblW w:w="9000" w:type="dxa"/>
+    <w:p>
+      <w:pPr>
         <w:jc w:val="center"/>
-        <w:tblBorders>
-          <w:top w:val="single" w:sz="8" w:space="0" w:color="7F7F7F"/>
-          <w:left w:val="single" w:sz="8" w:space="0" w:color="7F7F7F"/>
-          <w:bottom w:val="single" w:sz="8" w:space="0" w:color="7F7F7F"/>
-          <w:right w:val="single" w:sz="8" w:space="0" w:color="7F7F7F"/>
-        </w:tblBorders>
-      </w:tblPr>
-      <w:tblGrid>
-        <w:gridCol w:w="9000"/>
-      </w:tblGrid>
-      <w:tr>
-        <w:tc>
-          <w:tcPr>
-            <w:tcW w:w="9000" w:type="dxa"/>
-            <w:shd w:val="clear" w:color="auto" w:fill="EDEDED"/>
-          </w:tcPr>
-          <w:p>
-            <w:pPr>
-              <w:jc w:val="both"/>
-              <w:rPr>
-                <w:rFonts w:ascii="Times New Roman" w:hAnsi="Times New Roman" w:cs="Times New Roman"/>
-                <w:lang w:val="tr-TR"/>
-              </w:rPr>
-            </w:pPr>
-            <w:r>
-              <w:rPr>
-                <w:rFonts w:ascii="Times New Roman" w:hAnsi="Times New Roman" w:cs="Times New Roman"/>
-                <w:lang w:val="tr-TR"/>
-              </w:rPr>
-              <w:t xml:space="preserve">GÖRSEL ALANI (Shutterstock)</w:t>
-            </w:r>
-          </w:p>
-          <w:p>
-            <w:pPr>
-              <w:jc w:val="both"/>
-              <w:rPr>
-                <w:rFonts w:ascii="Times New Roman" w:hAnsi="Times New Roman" w:cs="Times New Roman"/>
-                <w:lang w:val="tr-TR"/>
-              </w:rPr>
-            </w:pPr>
-            <w:r>
-              <w:rPr>
-                <w:rFonts w:ascii="Times New Roman" w:hAnsi="Times New Roman" w:cs="Times New Roman"/>
-                <w:lang w:val="tr-TR"/>
-              </w:rPr>
-              <w:t xml:space="preserve">Tarif: Yarısı soyulmuş bir portakal ya da mandalina; kabuğun iç yüzündeki beyaz süngerimsi tabaka yakın çekimde görünsün.</w:t>
-            </w:r>
-          </w:p>
-          <w:p>
-            <w:pPr>
-              <w:jc w:val="both"/>
-              <w:rPr>
-                <w:rFonts w:ascii="Times New Roman" w:hAnsi="Times New Roman" w:cs="Times New Roman"/>
-                <w:lang w:val="tr-TR"/>
-              </w:rPr>
-            </w:pPr>
-            <w:r>
-              <w:rPr>
-                <w:rFonts w:ascii="Times New Roman" w:hAnsi="Times New Roman" w:cs="Times New Roman"/>
-                <w:lang w:val="tr-TR"/>
-              </w:rPr>
-              <w:t xml:space="preserve">Shutter ID: 1953876646 (fotoğraf) — Close-up of freshly peeled orange peel</w:t>
-            </w:r>
-          </w:p>
-        </w:tc>
-      </w:tr>
-    </w:tbl>
-    <w:p>
-      <w:pPr>
-        <w:jc w:val="both"/>
-        <w:rPr>
-          <w:rFonts w:ascii="Times New Roman" w:hAnsi="Times New Roman" w:cs="Times New Roman"/>
-          <w:lang w:val="tr-TR"/>
-        </w:rPr>
-      </w:pPr>
+      </w:pPr>
+      <w:r>
+        <w:drawing>
+          <wp:inline xmlns:a="http://schemas.openxmlformats.org/drawingml/2006/main" xmlns:pic="http://schemas.openxmlformats.org/drawingml/2006/picture">
+            <wp:extent cx="3085714" cy="2520000"/>
+            <wp:docPr id="900013" name="Picture 900013"/>
+            <wp:cNvGraphicFramePr>
+              <a:graphicFrameLocks noChangeAspect="1"/>
+            </wp:cNvGraphicFramePr>
+            <a:graphic>
+              <a:graphicData uri="http://schemas.openxmlformats.org/drawingml/2006/picture">
+                <pic:pic>
+                  <pic:nvPicPr>
+                    <pic:cNvPr id="0" name="1953876646_d.jpg"/>
+                    <pic:cNvPicPr/>
+                  </pic:nvPicPr>
+                  <pic:blipFill>
+                    <a:blip r:embed="rId11"/>
+                    <a:stretch>
+                      <a:fillRect/>
+                    </a:stretch>
+                  </pic:blipFill>
+                  <pic:spPr>
+                    <a:xfrm>
+                      <a:off x="0" y="0"/>
+                      <a:ext cx="3085714" cy="2520000"/>
+                    </a:xfrm>
+                    <a:prstGeom prst="rect"/>
+                  </pic:spPr>
+                </pic:pic>
+              </a:graphicData>
+            </a:graphic>
+          </wp:inline>
+        </w:drawing>
+      </w:r>
     </w:p>
     <w:p>
       <w:pPr>
         <w:jc w:val="center"/>
-        <w:rPr>
-          <w:rFonts w:ascii="Times New Roman" w:hAnsi="Times New Roman" w:cs="Times New Roman"/>
-          <w:lang w:val="tr-TR"/>
-        </w:rPr>
       </w:pPr>
       <w:r>
         <w:rPr>
           <w:rFonts w:ascii="Times New Roman" w:hAnsi="Times New Roman" w:cs="Times New Roman"/>
           <w:b/>
           <w:bCs/>
+          <w:highlight w:val="yellow"/>
+          <w:lang w:val="tr-TR"/>
+        </w:rPr>
+        <w:t xml:space="preserve">Shutter id: 1953876646</w:t>
+      </w:r>
+    </w:p>
+    <w:p>
+      <w:pPr>
+        <w:jc w:val="center"/>
+        <w:rPr>
+          <w:rFonts w:ascii="Times New Roman" w:hAnsi="Times New Roman" w:cs="Times New Roman"/>
+          <w:lang w:val="tr-TR"/>
+        </w:rPr>
+      </w:pPr>
+      <w:r>
+        <w:rPr>
+          <w:rFonts w:ascii="Times New Roman" w:hAnsi="Times New Roman" w:cs="Times New Roman"/>
+          <w:b/>
+          <w:bCs/>
           <w:lang w:val="tr-TR"/>
         </w:rPr>
         <w:t xml:space="preserve">Görsel A:</w:t>
@@ -144,85 +118,59 @@
         <w:t xml:space="preserve"> Turunçgil kabuğunun iç yüzü</w:t>
       </w:r>
     </w:p>
-    <w:tbl>
-      <w:tblPr>
-        <w:tblW w:w="9000" w:type="dxa"/>
+    <w:p>
+      <w:pPr>
         <w:jc w:val="center"/>
-        <w:tblBorders>
-          <w:top w:val="single" w:sz="8" w:space="0" w:color="7F7F7F"/>
-          <w:left w:val="single" w:sz="8" w:space="0" w:color="7F7F7F"/>
-          <w:bottom w:val="single" w:sz="8" w:space="0" w:color="7F7F7F"/>
-          <w:right w:val="single" w:sz="8" w:space="0" w:color="7F7F7F"/>
-        </w:tblBorders>
-      </w:tblPr>
-      <w:tblGrid>
-        <w:gridCol w:w="9000"/>
-      </w:tblGrid>
-      <w:tr>
-        <w:tc>
-          <w:tcPr>
-            <w:tcW w:w="9000" w:type="dxa"/>
-            <w:shd w:val="clear" w:color="auto" w:fill="EDEDED"/>
-          </w:tcPr>
-          <w:p>
-            <w:pPr>
-              <w:jc w:val="both"/>
-              <w:rPr>
-                <w:rFonts w:ascii="Times New Roman" w:hAnsi="Times New Roman" w:cs="Times New Roman"/>
-                <w:lang w:val="tr-TR"/>
-              </w:rPr>
-            </w:pPr>
-            <w:r>
-              <w:rPr>
-                <w:rFonts w:ascii="Times New Roman" w:hAnsi="Times New Roman" w:cs="Times New Roman"/>
-                <w:lang w:val="tr-TR"/>
-              </w:rPr>
-              <w:t xml:space="preserve">GÖRSEL ALANI (Shutterstock)</w:t>
-            </w:r>
-          </w:p>
-          <w:p>
-            <w:pPr>
-              <w:jc w:val="both"/>
-              <w:rPr>
-                <w:rFonts w:ascii="Times New Roman" w:hAnsi="Times New Roman" w:cs="Times New Roman"/>
-                <w:lang w:val="tr-TR"/>
-              </w:rPr>
-            </w:pPr>
-            <w:r>
-              <w:rPr>
-                <w:rFonts w:ascii="Times New Roman" w:hAnsi="Times New Roman" w:cs="Times New Roman"/>
-                <w:lang w:val="tr-TR"/>
-              </w:rPr>
-              <w:t xml:space="preserve">Tarif: Bitkisel kaynaklı biyobozunur çatal, kaşık, bardak ve poşetler ile yanlarında kompost toprağı (marka/logo görünmesin).</w:t>
-            </w:r>
-          </w:p>
-          <w:p>
-            <w:pPr>
-              <w:jc w:val="both"/>
-              <w:rPr>
-                <w:rFonts w:ascii="Times New Roman" w:hAnsi="Times New Roman" w:cs="Times New Roman"/>
-                <w:lang w:val="tr-TR"/>
-              </w:rPr>
-            </w:pPr>
-            <w:r>
-              <w:rPr>
-                <w:rFonts w:ascii="Times New Roman" w:hAnsi="Times New Roman" w:cs="Times New Roman"/>
-                <w:lang w:val="tr-TR"/>
-              </w:rPr>
-              <w:t xml:space="preserve">Shutter ID: 2524511939 (fotoğraf) — Eco-friendly biodegradable disposable tableware</w:t>
-            </w:r>
-          </w:p>
-        </w:tc>
-      </w:tr>
-    </w:tbl>
-    <w:p>
-      <w:pPr>
-        <w:jc w:val="both"/>
-        <w:rPr>
-          <w:rFonts w:ascii="Times New Roman" w:hAnsi="Times New Roman" w:cs="Times New Roman"/>
-          <w:lang w:val="tr-TR"/>
-        </w:rPr>
-      </w:pPr>
+      </w:pPr>
+      <w:r>
+        <w:drawing>
+          <wp:inline xmlns:a="http://schemas.openxmlformats.org/drawingml/2006/main" xmlns:pic="http://schemas.openxmlformats.org/drawingml/2006/picture">
+            <wp:extent cx="3436363" cy="2520000"/>
+            <wp:docPr id="900014" name="Picture 900014"/>
+            <wp:cNvGraphicFramePr>
+              <a:graphicFrameLocks noChangeAspect="1"/>
+            </wp:cNvGraphicFramePr>
+            <a:graphic>
+              <a:graphicData uri="http://schemas.openxmlformats.org/drawingml/2006/picture">
+                <pic:pic>
+                  <pic:nvPicPr>
+                    <pic:cNvPr id="0" name="2524511939_d.jpg"/>
+                    <pic:cNvPicPr/>
+                  </pic:nvPicPr>
+                  <pic:blipFill>
+                    <a:blip r:embed="rId12"/>
+                    <a:stretch>
+                      <a:fillRect/>
+                    </a:stretch>
+                  </pic:blipFill>
+                  <pic:spPr>
+                    <a:xfrm>
+                      <a:off x="0" y="0"/>
+                      <a:ext cx="3436363" cy="2520000"/>
+                    </a:xfrm>
+                    <a:prstGeom prst="rect"/>
+                  </pic:spPr>
+                </pic:pic>
+              </a:graphicData>
+            </a:graphic>
+          </wp:inline>
+        </w:drawing>
+      </w:r>
+    </w:p>
+    <w:p>
+      <w:pPr>
+        <w:jc w:val="center"/>
+      </w:pPr>
+      <w:r>
+        <w:rPr>
+          <w:rFonts w:ascii="Times New Roman" w:hAnsi="Times New Roman" w:cs="Times New Roman"/>
+          <w:b/>
+          <w:bCs/>
+          <w:highlight w:val="yellow"/>
+          <w:lang w:val="tr-TR"/>
+        </w:rPr>
+        <w:t xml:space="preserve">Shutter id: 2524511939</w:t>
+      </w:r>
     </w:p>
     <w:p>
       <w:pPr>

--- a/Kim12-3-2-Biyobozunur-Polimerler.docx
+++ b/Kim12-3-2-Biyobozunur-Polimerler.docx
@@ -39,164 +39,195 @@
         <w:t xml:space="preserve">Bir portakal ya da mandalina soyduğunuzda kabuğun iç yüzünde beyaz, süngerimsi bir tabaka görürsünüz (Görsel A). Bu tabakada bulunan pektin, reçel ve marmelatların kıvam kazanmasını sağlayan bir maddedir. Markette aldığınız bazı çatal-bıçak takımlarının, bardakların ya da poşetlerin üzerinde ise “kompostlanabilir” ya da “doğada çözünür” gibi ifadeler yer alır (Görsel B). Bir muz kabuğu toprakta birkaç hafta içinde çürüyüp kaybolurken sıradan bir plastik poşet uzun yıllar boyunca neredeyse hiç değişmeden kalabilir. Peki, meyve kabuklarından, nişastadan ya da jelatinden plastik gibi kullanılabilen bir malzeme üretilebilir mi? Esnek bir ambalaj filmi, sert bir fide kabı ya da suda kısa sürede dağılan bir tohum bandı elde etmek için hangi bileşenleri seçmek gerekir? Bu soruların cevabını bir etkinlik yaparak keşfediniz. Analiz ve Keşif Atölyesi 3.2.’de karar vereceksiniz: Elde etmek istediğiniz biyobozunur polimer için bir amaç belirleyecek, bu amaca uygun bilgi toplayacak, bileşenler için seçenekler oluşturacak, seçeneklerinizi mantıksal olarak denetleyecek, seçiminizi yapıp polimerinizi elde edecek ve ulaştığınız sonuç üzerinde yansıtma yapacaksınız. Bu süreçte araştırmacı ve çalışkan bir tutumla güvenilir bilgiye ulaşacak, işler planladığınız gibi gitmediğinde farklı seçenekler deneyerek esneklik gösterecek ve kendi öğrenme sürecinizi düzenleyeceksiniz.</w:t>
       </w:r>
     </w:p>
-    <w:p>
-      <w:pPr>
+    <w:tbl>
+      <w:tblPr>
+        <w:tblW w:w="9000" w:type="dxa"/>
         <w:jc w:val="center"/>
-      </w:pPr>
-      <w:r>
-        <w:drawing>
-          <wp:inline xmlns:a="http://schemas.openxmlformats.org/drawingml/2006/main" xmlns:pic="http://schemas.openxmlformats.org/drawingml/2006/picture">
-            <wp:extent cx="3085714" cy="2520000"/>
-            <wp:docPr id="900013" name="Picture 900013"/>
-            <wp:cNvGraphicFramePr>
-              <a:graphicFrameLocks noChangeAspect="1"/>
-            </wp:cNvGraphicFramePr>
-            <a:graphic>
-              <a:graphicData uri="http://schemas.openxmlformats.org/drawingml/2006/picture">
-                <pic:pic>
-                  <pic:nvPicPr>
-                    <pic:cNvPr id="0" name="1953876646_d.jpg"/>
-                    <pic:cNvPicPr/>
-                  </pic:nvPicPr>
-                  <pic:blipFill>
-                    <a:blip r:embed="rId11"/>
-                    <a:stretch>
-                      <a:fillRect/>
-                    </a:stretch>
-                  </pic:blipFill>
-                  <pic:spPr>
-                    <a:xfrm>
-                      <a:off x="0" y="0"/>
-                      <a:ext cx="3085714" cy="2520000"/>
-                    </a:xfrm>
-                    <a:prstGeom prst="rect"/>
-                  </pic:spPr>
-                </pic:pic>
-              </a:graphicData>
-            </a:graphic>
-          </wp:inline>
-        </w:drawing>
-      </w:r>
-    </w:p>
-    <w:p>
-      <w:pPr>
-        <w:jc w:val="center"/>
-      </w:pPr>
-      <w:r>
-        <w:rPr>
-          <w:rFonts w:ascii="Times New Roman" w:hAnsi="Times New Roman" w:cs="Times New Roman"/>
-          <w:b/>
-          <w:bCs/>
-          <w:highlight w:val="yellow"/>
-          <w:lang w:val="tr-TR"/>
-        </w:rPr>
-        <w:t xml:space="preserve">Shutter id: 1953876646</w:t>
-      </w:r>
-    </w:p>
-    <w:p>
-      <w:pPr>
-        <w:jc w:val="center"/>
-        <w:rPr>
-          <w:rFonts w:ascii="Times New Roman" w:hAnsi="Times New Roman" w:cs="Times New Roman"/>
-          <w:lang w:val="tr-TR"/>
-        </w:rPr>
-      </w:pPr>
-      <w:r>
-        <w:rPr>
-          <w:rFonts w:ascii="Times New Roman" w:hAnsi="Times New Roman" w:cs="Times New Roman"/>
-          <w:b/>
-          <w:bCs/>
-          <w:lang w:val="tr-TR"/>
-        </w:rPr>
-        <w:t xml:space="preserve">Görsel A:</w:t>
-      </w:r>
-      <w:r>
-        <w:rPr>
-          <w:rFonts w:ascii="Times New Roman" w:hAnsi="Times New Roman" w:cs="Times New Roman"/>
-          <w:lang w:val="tr-TR"/>
-        </w:rPr>
-        <w:t xml:space="preserve"> Turunçgil kabuğunun iç yüzü</w:t>
-      </w:r>
-    </w:p>
-    <w:p>
-      <w:pPr>
-        <w:jc w:val="center"/>
-      </w:pPr>
-      <w:r>
-        <w:drawing>
-          <wp:inline xmlns:a="http://schemas.openxmlformats.org/drawingml/2006/main" xmlns:pic="http://schemas.openxmlformats.org/drawingml/2006/picture">
-            <wp:extent cx="3436363" cy="2520000"/>
-            <wp:docPr id="900014" name="Picture 900014"/>
-            <wp:cNvGraphicFramePr>
-              <a:graphicFrameLocks noChangeAspect="1"/>
-            </wp:cNvGraphicFramePr>
-            <a:graphic>
-              <a:graphicData uri="http://schemas.openxmlformats.org/drawingml/2006/picture">
-                <pic:pic>
-                  <pic:nvPicPr>
-                    <pic:cNvPr id="0" name="2524511939_d.jpg"/>
-                    <pic:cNvPicPr/>
-                  </pic:nvPicPr>
-                  <pic:blipFill>
-                    <a:blip r:embed="rId12"/>
-                    <a:stretch>
-                      <a:fillRect/>
-                    </a:stretch>
-                  </pic:blipFill>
-                  <pic:spPr>
-                    <a:xfrm>
-                      <a:off x="0" y="0"/>
-                      <a:ext cx="3436363" cy="2520000"/>
-                    </a:xfrm>
-                    <a:prstGeom prst="rect"/>
-                  </pic:spPr>
-                </pic:pic>
-              </a:graphicData>
-            </a:graphic>
-          </wp:inline>
-        </w:drawing>
-      </w:r>
-    </w:p>
-    <w:p>
-      <w:pPr>
-        <w:jc w:val="center"/>
-      </w:pPr>
-      <w:r>
-        <w:rPr>
-          <w:rFonts w:ascii="Times New Roman" w:hAnsi="Times New Roman" w:cs="Times New Roman"/>
-          <w:b/>
-          <w:bCs/>
-          <w:highlight w:val="yellow"/>
-          <w:lang w:val="tr-TR"/>
-        </w:rPr>
-        <w:t xml:space="preserve">Shutter id: 2524511939</w:t>
-      </w:r>
-    </w:p>
-    <w:p>
-      <w:pPr>
-        <w:jc w:val="center"/>
-        <w:rPr>
-          <w:rFonts w:ascii="Times New Roman" w:hAnsi="Times New Roman" w:cs="Times New Roman"/>
-          <w:lang w:val="tr-TR"/>
-        </w:rPr>
-      </w:pPr>
-      <w:r>
-        <w:rPr>
-          <w:rFonts w:ascii="Times New Roman" w:hAnsi="Times New Roman" w:cs="Times New Roman"/>
-          <w:b/>
-          <w:bCs/>
-          <w:lang w:val="tr-TR"/>
-        </w:rPr>
-        <w:t xml:space="preserve">Görsel B:</w:t>
-      </w:r>
-      <w:r>
-        <w:rPr>
-          <w:rFonts w:ascii="Times New Roman" w:hAnsi="Times New Roman" w:cs="Times New Roman"/>
-          <w:lang w:val="tr-TR"/>
-        </w:rPr>
-        <w:t xml:space="preserve"> Biyobozunur malzemelerden üretilmiş ürünler</w:t>
-      </w:r>
-    </w:p>
+        <w:tblBorders>
+          <w:top w:val="nil"/>
+          <w:left w:val="nil"/>
+          <w:bottom w:val="nil"/>
+          <w:right w:val="nil"/>
+          <w:insideH w:val="nil"/>
+          <w:insideV w:val="nil"/>
+        </w:tblBorders>
+        <w:tblLayout w:type="fixed"/>
+      </w:tblPr>
+      <w:tblGrid>
+        <w:gridCol w:w="4500"/>
+        <w:gridCol w:w="4500"/>
+      </w:tblGrid>
+      <w:tr>
+        <w:tc>
+          <w:tcPr>
+            <w:tcW w:w="4500" w:type="dxa"/>
+          </w:tcPr>
+          <w:p>
+            <w:pPr>
+              <w:jc w:val="center"/>
+            </w:pPr>
+            <w:r>
+              <w:drawing>
+                <wp:inline xmlns:a="http://schemas.openxmlformats.org/drawingml/2006/main" xmlns:pic="http://schemas.openxmlformats.org/drawingml/2006/picture">
+                  <wp:extent cx="2424489" cy="1979999"/>
+                  <wp:docPr id="900013" name="Picture 900013"/>
+                  <wp:cNvGraphicFramePr>
+                    <a:graphicFrameLocks noChangeAspect="1"/>
+                  </wp:cNvGraphicFramePr>
+                  <a:graphic>
+                    <a:graphicData uri="http://schemas.openxmlformats.org/drawingml/2006/picture">
+                      <pic:pic>
+                        <pic:nvPicPr>
+                          <pic:cNvPr id="0" name="1953876646_d.jpg"/>
+                          <pic:cNvPicPr/>
+                        </pic:nvPicPr>
+                        <pic:blipFill>
+                          <a:blip r:embed="rId11"/>
+                          <a:stretch>
+                            <a:fillRect/>
+                          </a:stretch>
+                        </pic:blipFill>
+                        <pic:spPr>
+                          <a:xfrm>
+                            <a:off x="0" y="0"/>
+                            <a:ext cx="2424489" cy="1979999"/>
+                          </a:xfrm>
+                          <a:prstGeom prst="rect"/>
+                        </pic:spPr>
+                      </pic:pic>
+                    </a:graphicData>
+                  </a:graphic>
+                </wp:inline>
+              </w:drawing>
+            </w:r>
+          </w:p>
+          <w:p>
+            <w:pPr>
+              <w:jc w:val="center"/>
+            </w:pPr>
+            <w:r>
+              <w:rPr>
+                <w:rFonts w:ascii="Times New Roman" w:hAnsi="Times New Roman" w:cs="Times New Roman"/>
+                <w:b/>
+                <w:bCs/>
+                <w:highlight w:val="yellow"/>
+                <w:lang w:val="tr-TR"/>
+              </w:rPr>
+              <w:t xml:space="preserve">Shutter id: 1953876646</w:t>
+            </w:r>
+          </w:p>
+          <w:p>
+            <w:pPr>
+              <w:jc w:val="center"/>
+              <w:rPr>
+                <w:rFonts w:ascii="Times New Roman" w:hAnsi="Times New Roman" w:cs="Times New Roman"/>
+                <w:lang w:val="tr-TR"/>
+              </w:rPr>
+            </w:pPr>
+            <w:r>
+              <w:rPr>
+                <w:rFonts w:ascii="Times New Roman" w:hAnsi="Times New Roman" w:cs="Times New Roman"/>
+                <w:b/>
+                <w:bCs/>
+                <w:lang w:val="tr-TR"/>
+              </w:rPr>
+              <w:t xml:space="preserve">Görsel A:</w:t>
+            </w:r>
+            <w:r>
+              <w:rPr>
+                <w:rFonts w:ascii="Times New Roman" w:hAnsi="Times New Roman" w:cs="Times New Roman"/>
+                <w:lang w:val="tr-TR"/>
+              </w:rPr>
+              <w:t xml:space="preserve"> Turunçgil kabuğunun iç yüzü</w:t>
+            </w:r>
+          </w:p>
+        </w:tc>
+        <w:tc>
+          <w:tcPr>
+            <w:tcW w:w="4500" w:type="dxa"/>
+          </w:tcPr>
+          <w:p>
+            <w:pPr>
+              <w:jc w:val="center"/>
+            </w:pPr>
+            <w:r>
+              <w:drawing>
+                <wp:inline xmlns:a="http://schemas.openxmlformats.org/drawingml/2006/main" xmlns:pic="http://schemas.openxmlformats.org/drawingml/2006/picture">
+                  <wp:extent cx="2628000" cy="1927200"/>
+                  <wp:docPr id="900014" name="Picture 900014"/>
+                  <wp:cNvGraphicFramePr>
+                    <a:graphicFrameLocks noChangeAspect="1"/>
+                  </wp:cNvGraphicFramePr>
+                  <a:graphic>
+                    <a:graphicData uri="http://schemas.openxmlformats.org/drawingml/2006/picture">
+                      <pic:pic>
+                        <pic:nvPicPr>
+                          <pic:cNvPr id="0" name="2524511939_d.jpg"/>
+                          <pic:cNvPicPr/>
+                        </pic:nvPicPr>
+                        <pic:blipFill>
+                          <a:blip r:embed="rId12"/>
+                          <a:stretch>
+                            <a:fillRect/>
+                          </a:stretch>
+                        </pic:blipFill>
+                        <pic:spPr>
+                          <a:xfrm>
+                            <a:off x="0" y="0"/>
+                            <a:ext cx="2628000" cy="1927200"/>
+                          </a:xfrm>
+                          <a:prstGeom prst="rect"/>
+                        </pic:spPr>
+                      </pic:pic>
+                    </a:graphicData>
+                  </a:graphic>
+                </wp:inline>
+              </w:drawing>
+            </w:r>
+          </w:p>
+          <w:p>
+            <w:pPr>
+              <w:jc w:val="center"/>
+            </w:pPr>
+            <w:r>
+              <w:rPr>
+                <w:rFonts w:ascii="Times New Roman" w:hAnsi="Times New Roman" w:cs="Times New Roman"/>
+                <w:b/>
+                <w:bCs/>
+                <w:highlight w:val="yellow"/>
+                <w:lang w:val="tr-TR"/>
+              </w:rPr>
+              <w:t xml:space="preserve">Shutter id: 2524511939</w:t>
+            </w:r>
+          </w:p>
+          <w:p>
+            <w:pPr>
+              <w:jc w:val="center"/>
+              <w:rPr>
+                <w:rFonts w:ascii="Times New Roman" w:hAnsi="Times New Roman" w:cs="Times New Roman"/>
+                <w:lang w:val="tr-TR"/>
+              </w:rPr>
+            </w:pPr>
+            <w:r>
+              <w:rPr>
+                <w:rFonts w:ascii="Times New Roman" w:hAnsi="Times New Roman" w:cs="Times New Roman"/>
+                <w:b/>
+                <w:bCs/>
+                <w:lang w:val="tr-TR"/>
+              </w:rPr>
+              <w:t xml:space="preserve">Görsel B:</w:t>
+            </w:r>
+            <w:r>
+              <w:rPr>
+                <w:rFonts w:ascii="Times New Roman" w:hAnsi="Times New Roman" w:cs="Times New Roman"/>
+                <w:lang w:val="tr-TR"/>
+              </w:rPr>
+              <w:t xml:space="preserve"> Biyobozunur malzemelerden üretilmiş ürünler</w:t>
+            </w:r>
+          </w:p>
+        </w:tc>
+      </w:tr>
+    </w:tbl>
     <w:p>
       <w:pPr>
         <w:keepNext/>
